--- a/APLOS/POPResources/Templates/PackingList202034.docx
+++ b/APLOS/POPResources/Templates/PackingList202034.docx
@@ -10,10 +10,10 @@
         <w:tblLook w:val="04A0" w:firstRow="1" w:lastRow="0" w:firstColumn="1" w:lastColumn="0" w:noHBand="0" w:noVBand="1"/>
       </w:tblPr>
       <w:tblGrid>
-        <w:gridCol w:w="4855"/>
-        <w:gridCol w:w="1037"/>
-        <w:gridCol w:w="706"/>
-        <w:gridCol w:w="5187"/>
+        <w:gridCol w:w="4701"/>
+        <w:gridCol w:w="1269"/>
+        <w:gridCol w:w="387"/>
+        <w:gridCol w:w="5428"/>
       </w:tblGrid>
       <w:tr>
         <w:trPr>
@@ -29,6 +29,8 @@
                 <w:rFonts w:ascii="Arial" w:hAnsi="Arial" w:cs="Arial"/>
                 <w:b/>
                 <w:bCs/>
+                <w:sz w:val="20"/>
+                <w:szCs w:val="20"/>
                 <w:u w:val="single"/>
               </w:rPr>
             </w:pPr>
@@ -37,6 +39,8 @@
                 <w:rFonts w:ascii="Arial" w:hAnsi="Arial" w:cs="Arial"/>
                 <w:b/>
                 <w:bCs/>
+                <w:sz w:val="20"/>
+                <w:szCs w:val="20"/>
                 <w:u w:val="single"/>
               </w:rPr>
               <w:t>EXPORTER:</w:t>
@@ -48,13 +52,17 @@
                 <w:rFonts w:ascii="Arial" w:hAnsi="Arial" w:cs="Arial"/>
                 <w:b/>
                 <w:bCs/>
-              </w:rPr>
-            </w:pPr>
-            <w:r>
-              <w:rPr>
-                <w:rFonts w:ascii="Arial" w:hAnsi="Arial" w:cs="Arial"/>
-                <w:b/>
-                <w:bCs/>
+                <w:sz w:val="20"/>
+                <w:szCs w:val="20"/>
+              </w:rPr>
+            </w:pPr>
+            <w:r>
+              <w:rPr>
+                <w:rFonts w:ascii="Arial" w:hAnsi="Arial" w:cs="Arial"/>
+                <w:b/>
+                <w:bCs/>
+                <w:sz w:val="20"/>
+                <w:szCs w:val="20"/>
               </w:rPr>
               <w:t>CEDAAR TEXTILE PRIVATE LIMITED</w:t>
             </w:r>
@@ -63,11 +71,15 @@
             <w:pPr>
               <w:rPr>
                 <w:rFonts w:ascii="Arial" w:hAnsi="Arial" w:cs="Arial"/>
-              </w:rPr>
-            </w:pPr>
-            <w:r>
-              <w:rPr>
-                <w:rFonts w:ascii="Arial" w:hAnsi="Arial" w:cs="Arial"/>
+                <w:sz w:val="16"/>
+                <w:szCs w:val="16"/>
+              </w:rPr>
+            </w:pPr>
+            <w:r>
+              <w:rPr>
+                <w:rFonts w:ascii="Arial" w:hAnsi="Arial" w:cs="Arial"/>
+                <w:sz w:val="16"/>
+                <w:szCs w:val="16"/>
               </w:rPr>
               <w:t>Office Address: KSSDIC, Plot No:34</w:t>
             </w:r>
@@ -81,48 +93,42 @@
             <w:r>
               <w:rPr>
                 <w:rFonts w:ascii="Arial" w:hAnsi="Arial" w:cs="Arial"/>
+                <w:sz w:val="16"/>
+                <w:szCs w:val="16"/>
               </w:rPr>
               <w:t xml:space="preserve">Yelahanka New </w:t>
             </w:r>
             <w:proofErr w:type="spellStart"/>
-            <w:proofErr w:type="gramStart"/>
-            <w:r>
-              <w:rPr>
-                <w:rFonts w:ascii="Arial" w:hAnsi="Arial" w:cs="Arial"/>
+            <w:r>
+              <w:rPr>
+                <w:rFonts w:ascii="Arial" w:hAnsi="Arial" w:cs="Arial"/>
+                <w:sz w:val="16"/>
+                <w:szCs w:val="16"/>
               </w:rPr>
               <w:t>Bengaluru,Karnataka</w:t>
             </w:r>
             <w:proofErr w:type="spellEnd"/>
-            <w:proofErr w:type="gramEnd"/>
-            <w:r>
-              <w:rPr>
-                <w:rFonts w:ascii="Arial" w:hAnsi="Arial" w:cs="Arial"/>
+            <w:r>
+              <w:rPr>
+                <w:rFonts w:ascii="Arial" w:hAnsi="Arial" w:cs="Arial"/>
+                <w:sz w:val="16"/>
+                <w:szCs w:val="16"/>
               </w:rPr>
               <w:t xml:space="preserve"> -</w:t>
             </w:r>
             <w:r>
               <w:rPr>
                 <w:rFonts w:ascii="Arial" w:hAnsi="Arial" w:cs="Arial"/>
-              </w:rPr>
-              <w:t>5</w:t>
-            </w:r>
-            <w:r>
-              <w:rPr>
-                <w:rFonts w:ascii="Arial" w:hAnsi="Arial" w:cs="Arial"/>
-              </w:rPr>
-              <w:t>60064</w:t>
-            </w:r>
-            <w:r>
-              <w:rPr>
-                <w:rFonts w:ascii="Arial" w:hAnsi="Arial" w:cs="Arial"/>
-              </w:rPr>
-              <w:t>,INDIA</w:t>
+                <w:sz w:val="16"/>
+                <w:szCs w:val="16"/>
+              </w:rPr>
+              <w:t>560064,INDIA</w:t>
             </w:r>
           </w:p>
         </w:tc>
         <w:tc>
           <w:tcPr>
-            <w:tcW w:w="1743" w:type="dxa"/>
+            <w:tcW w:w="1350" w:type="dxa"/>
             <w:gridSpan w:val="2"/>
           </w:tcPr>
           <w:p>
@@ -176,7 +182,7 @@
         </w:tc>
         <w:tc>
           <w:tcPr>
-            <w:tcW w:w="5187" w:type="dxa"/>
+            <w:tcW w:w="5580" w:type="dxa"/>
             <w:vMerge w:val="restart"/>
           </w:tcPr>
           <w:p>
@@ -185,229 +191,216 @@
                 <w:rFonts w:ascii="Arial" w:hAnsi="Arial" w:cs="Arial"/>
                 <w:b/>
                 <w:bCs/>
-              </w:rPr>
-            </w:pPr>
-            <w:r>
+                <w:sz w:val="20"/>
+                <w:szCs w:val="20"/>
+              </w:rPr>
+            </w:pPr>
+            <w:r>
+              <w:rPr>
+                <w:rFonts w:ascii="Arial" w:hAnsi="Arial" w:cs="Arial"/>
+                <w:b/>
+                <w:bCs/>
+                <w:sz w:val="20"/>
+                <w:szCs w:val="20"/>
+              </w:rPr>
+              <w:t>Packing List: {</w:t>
+            </w:r>
+            <w:proofErr w:type="spellStart"/>
+            <w:r>
+              <w:rPr>
+                <w:rFonts w:ascii="Arial" w:hAnsi="Arial" w:cs="Arial"/>
+                <w:b/>
+                <w:bCs/>
+                <w:color w:val="000000"/>
+                <w:sz w:val="20"/>
+                <w:szCs w:val="20"/>
+              </w:rPr>
+              <w:t>PackingId</w:t>
+            </w:r>
+            <w:proofErr w:type="spellEnd"/>
+            <w:r>
+              <w:rPr>
+                <w:rFonts w:ascii="Arial" w:hAnsi="Arial" w:cs="Arial"/>
+                <w:b/>
+                <w:bCs/>
+                <w:sz w:val="20"/>
+                <w:szCs w:val="20"/>
+              </w:rPr>
+              <w:t>}</w:t>
+            </w:r>
+          </w:p>
+          <w:p>
+            <w:pPr>
+              <w:rPr>
+                <w:rFonts w:ascii="Arial" w:hAnsi="Arial" w:cs="Arial"/>
+                <w:b/>
+                <w:bCs/>
+                <w:sz w:val="20"/>
+                <w:szCs w:val="20"/>
+              </w:rPr>
+            </w:pPr>
+            <w:r>
+              <w:rPr>
+                <w:rFonts w:ascii="Arial" w:hAnsi="Arial" w:cs="Arial"/>
+                <w:b/>
+                <w:bCs/>
+                <w:sz w:val="20"/>
+                <w:szCs w:val="20"/>
+              </w:rPr>
+              <w:t>Invoice / Packing Date:</w:t>
+            </w:r>
+          </w:p>
+          <w:p>
+            <w:pPr>
+              <w:rPr>
+                <w:rFonts w:ascii="Arial" w:hAnsi="Arial" w:cs="Arial"/>
+                <w:b/>
+                <w:bCs/>
+              </w:rPr>
+            </w:pPr>
+          </w:p>
+          <w:p>
+            <w:pPr>
+              <w:rPr>
+                <w:rFonts w:ascii="Arial" w:hAnsi="Arial" w:cs="Arial"/>
+                <w:b/>
+                <w:bCs/>
+                <w:sz w:val="20"/>
+                <w:szCs w:val="20"/>
+              </w:rPr>
+            </w:pPr>
+            <w:r>
+              <w:rPr>
+                <w:rFonts w:ascii="Arial" w:hAnsi="Arial" w:cs="Arial"/>
+                <w:b/>
+                <w:bCs/>
+                <w:sz w:val="20"/>
+                <w:szCs w:val="20"/>
+              </w:rPr>
+              <w:t>Commercial Invoice No:</w:t>
+            </w:r>
+          </w:p>
+          <w:p>
+            <w:pPr>
+              <w:rPr>
+                <w:rFonts w:ascii="Arial" w:hAnsi="Arial" w:cs="Arial"/>
+                <w:b/>
+                <w:bCs/>
+                <w:sz w:val="20"/>
+                <w:szCs w:val="20"/>
+              </w:rPr>
+            </w:pPr>
+            <w:r>
+              <w:rPr>
+                <w:rFonts w:ascii="Arial" w:hAnsi="Arial" w:cs="Arial"/>
+                <w:b/>
+                <w:bCs/>
+                <w:sz w:val="20"/>
+                <w:szCs w:val="20"/>
+              </w:rPr>
+              <w:t>Commercial Invoice Date:</w:t>
+            </w:r>
+          </w:p>
+          <w:p>
+            <w:pPr>
               <w:rPr>
                 <w:rFonts w:ascii="Arial" w:hAnsi="Arial" w:cs="Arial"/>
                 <w:b/>
                 <w:bCs/>
                 <w:u w:val="single"/>
               </w:rPr>
-              <w:t>PACKING LIST</w:t>
-            </w:r>
-            <w:proofErr w:type="gramStart"/>
-            <w:r>
-              <w:rPr>
-                <w:rFonts w:ascii="Arial" w:hAnsi="Arial" w:cs="Arial"/>
-                <w:b/>
-                <w:bCs/>
-                <w:u w:val="single"/>
+            </w:pPr>
+          </w:p>
+          <w:p>
+            <w:pPr>
+              <w:rPr>
+                <w:rFonts w:ascii="Arial" w:hAnsi="Arial" w:cs="Arial"/>
+                <w:b/>
+                <w:bCs/>
+              </w:rPr>
+            </w:pPr>
+            <w:r>
+              <w:rPr>
+                <w:rFonts w:ascii="Arial" w:hAnsi="Arial" w:cs="Arial"/>
+                <w:b/>
+                <w:bCs/>
+              </w:rPr>
+              <w:t>Contract No:</w:t>
+            </w:r>
+            <w:r>
+              <w:rPr>
+                <w:rFonts w:ascii="Arial" w:hAnsi="Arial" w:cs="Arial"/>
+                <w:b/>
+                <w:bCs/>
+              </w:rPr>
+              <w:t xml:space="preserve"> {</w:t>
+            </w:r>
+            <w:proofErr w:type="spellStart"/>
+            <w:r>
+              <w:rPr>
+                <w:rFonts w:ascii="Arial" w:hAnsi="Arial" w:cs="Arial"/>
+                <w:b/>
+                <w:bCs/>
+                <w:color w:val="000000"/>
+              </w:rPr>
+              <w:t>ContractNo</w:t>
+            </w:r>
+            <w:proofErr w:type="spellEnd"/>
+            <w:r>
+              <w:rPr>
+                <w:rFonts w:ascii="Arial" w:hAnsi="Arial" w:cs="Arial"/>
+                <w:b/>
+                <w:bCs/>
+              </w:rPr>
+              <w:t>}</w:t>
+            </w:r>
+            <w:r>
+              <w:rPr>
+                <w:rFonts w:ascii="Arial" w:hAnsi="Arial" w:cs="Arial"/>
+                <w:b/>
+                <w:bCs/>
+              </w:rPr>
+              <w:t xml:space="preserve"> </w:t>
+            </w:r>
+            <w:r>
+              <w:rPr>
+                <w:rFonts w:ascii="Arial" w:hAnsi="Arial" w:cs="Arial"/>
+                <w:b/>
+                <w:bCs/>
+              </w:rPr>
+              <w:t xml:space="preserve">   </w:t>
+            </w:r>
+            <w:r>
+              <w:rPr>
+                <w:rFonts w:ascii="Arial" w:hAnsi="Arial" w:cs="Arial"/>
+                <w:b/>
+                <w:bCs/>
+              </w:rPr>
+              <w:t xml:space="preserve"> </w:t>
+            </w:r>
+            <w:r>
+              <w:rPr>
+                <w:rFonts w:ascii="Arial" w:hAnsi="Arial" w:cs="Arial"/>
+                <w:b/>
+                <w:bCs/>
+              </w:rPr>
+              <w:t>D</w:t>
+            </w:r>
+            <w:r>
+              <w:rPr>
+                <w:rFonts w:ascii="Arial" w:hAnsi="Arial" w:cs="Arial"/>
+                <w:b/>
+                <w:bCs/>
+              </w:rPr>
+              <w:t>ated</w:t>
+            </w:r>
+            <w:r>
+              <w:rPr>
+                <w:rFonts w:ascii="Arial" w:hAnsi="Arial" w:cs="Arial"/>
+                <w:b/>
+                <w:bCs/>
               </w:rPr>
               <w:t>:</w:t>
-            </w:r>
-            <w:r>
-              <w:rPr>
-                <w:rFonts w:ascii="Arial" w:hAnsi="Arial" w:cs="Arial"/>
-                <w:b/>
-                <w:bCs/>
-                <w:u w:val="single"/>
-              </w:rPr>
-              <w:t xml:space="preserve">  </w:t>
-            </w:r>
-            <w:r>
-              <w:rPr>
-                <w:rFonts w:ascii="Arial" w:hAnsi="Arial" w:cs="Arial"/>
-                <w:b/>
-                <w:bCs/>
-              </w:rPr>
-              <w:t>{</w:t>
-            </w:r>
-            <w:proofErr w:type="spellStart"/>
-            <w:proofErr w:type="gramEnd"/>
-            <w:r>
-              <w:rPr>
-                <w:rFonts w:ascii="Arial" w:hAnsi="Arial" w:cs="Arial"/>
-                <w:b/>
-                <w:bCs/>
-                <w:color w:val="000000"/>
-                <w:sz w:val="20"/>
-                <w:szCs w:val="20"/>
-              </w:rPr>
-              <w:t>PackingId</w:t>
-            </w:r>
-            <w:proofErr w:type="spellEnd"/>
-            <w:r>
-              <w:rPr>
-                <w:rFonts w:ascii="Arial" w:hAnsi="Arial" w:cs="Arial"/>
-                <w:b/>
-                <w:bCs/>
-              </w:rPr>
-              <w:t>}</w:t>
-            </w:r>
-          </w:p>
-          <w:p>
-            <w:pPr>
-              <w:rPr>
-                <w:rFonts w:ascii="Arial" w:hAnsi="Arial" w:cs="Arial"/>
-                <w:b/>
-                <w:bCs/>
-                <w:u w:val="single"/>
-              </w:rPr>
-            </w:pPr>
-            <w:r>
-              <w:rPr>
-                <w:rFonts w:ascii="Arial" w:hAnsi="Arial" w:cs="Arial"/>
-                <w:b/>
-                <w:bCs/>
-                <w:u w:val="single"/>
-              </w:rPr>
-              <w:t>Invoice/Packing Date:</w:t>
-            </w:r>
-          </w:p>
-          <w:p>
-            <w:pPr>
-              <w:rPr>
-                <w:rFonts w:ascii="Arial" w:hAnsi="Arial" w:cs="Arial"/>
-                <w:b/>
-                <w:bCs/>
-                <w:u w:val="single"/>
-              </w:rPr>
-            </w:pPr>
-          </w:p>
-          <w:p>
-            <w:pPr>
-              <w:rPr>
-                <w:rFonts w:ascii="Arial" w:hAnsi="Arial" w:cs="Arial"/>
-                <w:b/>
-                <w:bCs/>
-                <w:u w:val="single"/>
-              </w:rPr>
-            </w:pPr>
-            <w:r>
-              <w:rPr>
-                <w:rFonts w:ascii="Arial" w:hAnsi="Arial" w:cs="Arial"/>
-                <w:b/>
-                <w:bCs/>
-                <w:u w:val="single"/>
-              </w:rPr>
-              <w:t>COMMERCIAL INVOICE No:</w:t>
-            </w:r>
-          </w:p>
-          <w:p>
-            <w:pPr>
-              <w:rPr>
-                <w:rFonts w:ascii="Arial" w:hAnsi="Arial" w:cs="Arial"/>
-                <w:b/>
-                <w:bCs/>
-                <w:u w:val="single"/>
-              </w:rPr>
-            </w:pPr>
-            <w:r>
-              <w:rPr>
-                <w:rFonts w:ascii="Arial" w:hAnsi="Arial" w:cs="Arial"/>
-                <w:b/>
-                <w:bCs/>
-                <w:u w:val="single"/>
-              </w:rPr>
-              <w:t xml:space="preserve">COMMERCIAL INVOICE </w:t>
-            </w:r>
-            <w:proofErr w:type="gramStart"/>
-            <w:r>
-              <w:rPr>
-                <w:rFonts w:ascii="Arial" w:hAnsi="Arial" w:cs="Arial"/>
-                <w:b/>
-                <w:bCs/>
-                <w:u w:val="single"/>
-              </w:rPr>
-              <w:t>DATE:-</w:t>
-            </w:r>
-            <w:proofErr w:type="gramEnd"/>
-          </w:p>
-          <w:p>
-            <w:pPr>
-              <w:rPr>
-                <w:rFonts w:ascii="Arial" w:hAnsi="Arial" w:cs="Arial"/>
-                <w:b/>
-                <w:bCs/>
-                <w:u w:val="single"/>
-              </w:rPr>
-            </w:pPr>
-          </w:p>
-          <w:p>
-            <w:pPr>
-              <w:rPr>
-                <w:rFonts w:ascii="Arial" w:hAnsi="Arial" w:cs="Arial"/>
-                <w:b/>
-                <w:bCs/>
-              </w:rPr>
-            </w:pPr>
-            <w:r>
-              <w:rPr>
-                <w:rFonts w:ascii="Arial" w:hAnsi="Arial" w:cs="Arial"/>
-                <w:b/>
-                <w:bCs/>
-              </w:rPr>
-              <w:t>{</w:t>
-            </w:r>
-            <w:proofErr w:type="spellStart"/>
-            <w:proofErr w:type="gramStart"/>
-            <w:r>
-              <w:rPr>
-                <w:rFonts w:ascii="Arial" w:hAnsi="Arial" w:cs="Arial"/>
-                <w:b/>
-                <w:bCs/>
-                <w:color w:val="000000"/>
-              </w:rPr>
-              <w:t>ContractNo</w:t>
-            </w:r>
-            <w:proofErr w:type="spellEnd"/>
-            <w:r>
-              <w:rPr>
-                <w:rFonts w:ascii="Arial" w:hAnsi="Arial" w:cs="Arial"/>
-                <w:b/>
-                <w:bCs/>
-              </w:rPr>
-              <w:t>}</w:t>
-            </w:r>
-            <w:r>
-              <w:rPr>
-                <w:rFonts w:ascii="Arial" w:hAnsi="Arial" w:cs="Arial"/>
-                <w:b/>
-                <w:bCs/>
-              </w:rPr>
-              <w:t xml:space="preserve">  </w:t>
-            </w:r>
-            <w:r>
-              <w:rPr>
-                <w:rFonts w:ascii="Arial" w:hAnsi="Arial" w:cs="Arial"/>
-                <w:b/>
-                <w:bCs/>
-              </w:rPr>
-              <w:t>DATED</w:t>
-            </w:r>
-            <w:proofErr w:type="gramEnd"/>
-            <w:r>
-              <w:rPr>
-                <w:rFonts w:ascii="Arial" w:hAnsi="Arial" w:cs="Arial"/>
-                <w:b/>
-                <w:bCs/>
-              </w:rPr>
-              <w:t>:</w:t>
-            </w:r>
-            <w:r>
-              <w:rPr>
-                <w:rFonts w:ascii="Arial" w:hAnsi="Arial" w:cs="Arial"/>
-                <w:b/>
-                <w:bCs/>
-              </w:rPr>
-              <w:t xml:space="preserve"> </w:t>
-            </w:r>
-            <w:r>
-              <w:rPr>
-                <w:rFonts w:ascii="Arial" w:hAnsi="Arial" w:cs="Arial"/>
-              </w:rPr>
-              <w:t xml:space="preserve">  </w:t>
             </w:r>
             <w:r>
               <w:rPr>
@@ -441,22 +434,26 @@
       </w:tr>
       <w:tr>
         <w:trPr>
-          <w:trHeight w:val="885"/>
+          <w:trHeight w:val="637"/>
         </w:trPr>
         <w:tc>
           <w:tcPr>
-            <w:tcW w:w="6598" w:type="dxa"/>
+            <w:tcW w:w="6205" w:type="dxa"/>
             <w:gridSpan w:val="3"/>
           </w:tcPr>
           <w:p>
             <w:pPr>
               <w:rPr>
                 <w:rFonts w:ascii="Arial" w:hAnsi="Arial" w:cs="Arial"/>
-              </w:rPr>
-            </w:pPr>
-            <w:r>
-              <w:rPr>
-                <w:rFonts w:ascii="Arial" w:hAnsi="Arial" w:cs="Arial"/>
+                <w:sz w:val="16"/>
+                <w:szCs w:val="16"/>
+              </w:rPr>
+            </w:pPr>
+            <w:r>
+              <w:rPr>
+                <w:rFonts w:ascii="Arial" w:hAnsi="Arial" w:cs="Arial"/>
+                <w:sz w:val="16"/>
+                <w:szCs w:val="16"/>
               </w:rPr>
               <w:t>GSTIN: 03AAJCC0212A1ZR,</w:t>
             </w:r>
@@ -465,62 +462,38 @@
             <w:pPr>
               <w:rPr>
                 <w:rFonts w:ascii="Arial" w:hAnsi="Arial" w:cs="Arial"/>
-              </w:rPr>
-            </w:pPr>
-            <w:r>
-              <w:rPr>
-                <w:rFonts w:ascii="Arial" w:hAnsi="Arial" w:cs="Arial"/>
-              </w:rPr>
-              <w:t>I.</w:t>
-            </w:r>
-            <w:r>
-              <w:rPr>
-                <w:rFonts w:ascii="Arial" w:hAnsi="Arial" w:cs="Arial"/>
-              </w:rPr>
-              <w:t>E CODE</w:t>
-            </w:r>
-            <w:r>
-              <w:rPr>
-                <w:rFonts w:ascii="Arial" w:hAnsi="Arial" w:cs="Arial"/>
-              </w:rPr>
-              <w:t xml:space="preserve">: </w:t>
-            </w:r>
-            <w:r>
-              <w:rPr>
-                <w:rFonts w:ascii="Arial" w:hAnsi="Arial" w:cs="Arial"/>
-              </w:rPr>
-              <w:t>AAJCC0212A</w:t>
-            </w:r>
-            <w:r>
-              <w:rPr>
-                <w:rFonts w:ascii="Arial" w:hAnsi="Arial" w:cs="Arial"/>
-              </w:rPr>
-              <w:t>,</w:t>
-            </w:r>
-          </w:p>
-          <w:p>
-            <w:pPr>
-              <w:rPr>
-                <w:rFonts w:ascii="Arial" w:hAnsi="Arial" w:cs="Arial"/>
-              </w:rPr>
-            </w:pPr>
-            <w:r>
-              <w:rPr>
-                <w:rFonts w:ascii="Arial" w:hAnsi="Arial" w:cs="Arial"/>
-              </w:rPr>
-              <w:t xml:space="preserve">PAN NO: </w:t>
-            </w:r>
-            <w:r>
-              <w:rPr>
-                <w:rFonts w:ascii="Arial" w:hAnsi="Arial" w:cs="Arial"/>
-              </w:rPr>
-              <w:t>AAJCC0212A</w:t>
+                <w:sz w:val="16"/>
+                <w:szCs w:val="16"/>
+              </w:rPr>
+            </w:pPr>
+            <w:r>
+              <w:rPr>
+                <w:rFonts w:ascii="Arial" w:hAnsi="Arial" w:cs="Arial"/>
+                <w:sz w:val="16"/>
+                <w:szCs w:val="16"/>
+              </w:rPr>
+              <w:t>I.E CODE: AAJCC0212A,</w:t>
+            </w:r>
+          </w:p>
+          <w:p>
+            <w:pPr>
+              <w:rPr>
+                <w:rFonts w:ascii="Arial" w:hAnsi="Arial" w:cs="Arial"/>
+              </w:rPr>
+            </w:pPr>
+            <w:r>
+              <w:rPr>
+                <w:rFonts w:ascii="Arial" w:hAnsi="Arial" w:cs="Arial"/>
+                <w:sz w:val="16"/>
+                <w:szCs w:val="16"/>
+              </w:rPr>
+              <w:t>PAN NO: AAJCC0212A</w:t>
             </w:r>
           </w:p>
         </w:tc>
         <w:tc>
           <w:tcPr>
-            <w:tcW w:w="5187" w:type="dxa"/>
+            <w:tcW w:w="5580" w:type="dxa"/>
             <w:vMerge/>
           </w:tcPr>
           <w:p>
@@ -537,11 +510,11 @@
       </w:tr>
       <w:tr>
         <w:trPr>
-          <w:trHeight w:val="1265"/>
+          <w:trHeight w:val="1195"/>
         </w:trPr>
         <w:tc>
           <w:tcPr>
-            <w:tcW w:w="6598" w:type="dxa"/>
+            <w:tcW w:w="6205" w:type="dxa"/>
             <w:gridSpan w:val="3"/>
           </w:tcPr>
           <w:p>
@@ -550,115 +523,126 @@
                 <w:rFonts w:ascii="Arial" w:hAnsi="Arial" w:cs="Arial"/>
                 <w:b/>
                 <w:bCs/>
+                <w:sz w:val="20"/>
+                <w:szCs w:val="20"/>
                 <w:u w:val="single"/>
               </w:rPr>
             </w:pPr>
-            <w:proofErr w:type="gramStart"/>
-            <w:r>
-              <w:rPr>
-                <w:rFonts w:ascii="Arial" w:hAnsi="Arial" w:cs="Arial"/>
-                <w:b/>
-                <w:bCs/>
+            <w:r>
+              <w:rPr>
+                <w:rFonts w:ascii="Arial" w:hAnsi="Arial" w:cs="Arial"/>
+                <w:b/>
+                <w:bCs/>
+                <w:sz w:val="20"/>
+                <w:szCs w:val="20"/>
                 <w:u w:val="single"/>
               </w:rPr>
-              <w:t>MANUFACTURER  &amp;</w:t>
-            </w:r>
-            <w:proofErr w:type="gramEnd"/>
-            <w:r>
-              <w:rPr>
-                <w:rFonts w:ascii="Arial" w:hAnsi="Arial" w:cs="Arial"/>
-                <w:b/>
-                <w:bCs/>
+              <w:t>MANUFACTURER &amp;</w:t>
+            </w:r>
+            <w:r>
+              <w:rPr>
+                <w:rFonts w:ascii="Arial" w:hAnsi="Arial" w:cs="Arial"/>
+                <w:b/>
+                <w:bCs/>
+                <w:sz w:val="20"/>
+                <w:szCs w:val="20"/>
                 <w:u w:val="single"/>
               </w:rPr>
-              <w:t xml:space="preserve"> </w:t>
-            </w:r>
-            <w:r>
-              <w:rPr>
-                <w:rFonts w:ascii="Arial" w:hAnsi="Arial" w:cs="Arial"/>
-                <w:b/>
-                <w:bCs/>
-                <w:u w:val="single"/>
-              </w:rPr>
-              <w:t>FACTORY ADDRESS :</w:t>
-            </w:r>
-          </w:p>
-          <w:p>
-            <w:pPr>
-              <w:rPr>
-                <w:rFonts w:ascii="Arial" w:hAnsi="Arial" w:cs="Arial"/>
+              <w:t xml:space="preserve"> FACTORY ADDRESS:</w:t>
+            </w:r>
+          </w:p>
+          <w:p>
+            <w:pPr>
+              <w:rPr>
+                <w:rFonts w:ascii="Arial" w:hAnsi="Arial" w:cs="Arial"/>
+                <w:sz w:val="18"/>
+                <w:szCs w:val="18"/>
               </w:rPr>
             </w:pPr>
             <w:proofErr w:type="spellStart"/>
-            <w:proofErr w:type="gramStart"/>
-            <w:r>
-              <w:rPr>
-                <w:rFonts w:ascii="Arial" w:hAnsi="Arial" w:cs="Arial"/>
+            <w:r>
+              <w:rPr>
+                <w:rFonts w:ascii="Arial" w:hAnsi="Arial" w:cs="Arial"/>
+                <w:sz w:val="18"/>
+                <w:szCs w:val="18"/>
               </w:rPr>
               <w:t>Village:Akbarpur</w:t>
             </w:r>
             <w:proofErr w:type="spellEnd"/>
-            <w:proofErr w:type="gramEnd"/>
-            <w:r>
-              <w:rPr>
-                <w:rFonts w:ascii="Arial" w:hAnsi="Arial" w:cs="Arial"/>
-              </w:rPr>
-              <w:t xml:space="preserve"> </w:t>
+            <w:r>
+              <w:rPr>
+                <w:rFonts w:ascii="Arial" w:hAnsi="Arial" w:cs="Arial"/>
+                <w:sz w:val="18"/>
+                <w:szCs w:val="18"/>
+              </w:rPr>
+              <w:t xml:space="preserve"> Channa</w:t>
+            </w:r>
+          </w:p>
+          <w:p>
+            <w:pPr>
+              <w:rPr>
+                <w:sz w:val="18"/>
+                <w:szCs w:val="18"/>
+              </w:rPr>
+            </w:pPr>
+            <w:r>
+              <w:rPr>
+                <w:rFonts w:ascii="Arial" w:hAnsi="Arial" w:cs="Arial"/>
+                <w:sz w:val="18"/>
+                <w:szCs w:val="18"/>
+              </w:rPr>
+              <w:t xml:space="preserve">Ludhiana - </w:t>
             </w:r>
             <w:proofErr w:type="spellStart"/>
             <w:r>
               <w:rPr>
                 <w:rFonts w:ascii="Arial" w:hAnsi="Arial" w:cs="Arial"/>
-              </w:rPr>
-              <w:t>Channa</w:t>
+                <w:sz w:val="18"/>
+                <w:szCs w:val="18"/>
+              </w:rPr>
+              <w:t>Malerkotla</w:t>
             </w:r>
             <w:proofErr w:type="spellEnd"/>
-          </w:p>
-          <w:p>
-            <w:r>
-              <w:rPr>
-                <w:rFonts w:ascii="Arial" w:hAnsi="Arial" w:cs="Arial"/>
-              </w:rPr>
-              <w:t xml:space="preserve">Ludhiana - </w:t>
+            <w:r>
+              <w:rPr>
+                <w:rFonts w:ascii="Arial" w:hAnsi="Arial" w:cs="Arial"/>
+                <w:sz w:val="18"/>
+                <w:szCs w:val="18"/>
+              </w:rPr>
+              <w:t xml:space="preserve"> Road,</w:t>
+            </w:r>
+          </w:p>
+          <w:p>
+            <w:pPr>
+              <w:rPr>
+                <w:rFonts w:ascii="Arial" w:hAnsi="Arial" w:cs="Arial"/>
+                <w:sz w:val="18"/>
+                <w:szCs w:val="18"/>
+              </w:rPr>
+            </w:pPr>
+            <w:r>
+              <w:rPr>
+                <w:rFonts w:ascii="Arial" w:hAnsi="Arial" w:cs="Arial"/>
+                <w:sz w:val="18"/>
+                <w:szCs w:val="18"/>
+              </w:rPr>
+              <w:t xml:space="preserve">Near: </w:t>
             </w:r>
             <w:proofErr w:type="spellStart"/>
             <w:r>
               <w:rPr>
                 <w:rFonts w:ascii="Arial" w:hAnsi="Arial" w:cs="Arial"/>
-              </w:rPr>
-              <w:t>Malerkotla</w:t>
+                <w:sz w:val="18"/>
+                <w:szCs w:val="18"/>
+              </w:rPr>
+              <w:t>Ahmedgarh</w:t>
             </w:r>
             <w:proofErr w:type="spellEnd"/>
             <w:r>
               <w:rPr>
                 <w:rFonts w:ascii="Arial" w:hAnsi="Arial" w:cs="Arial"/>
-              </w:rPr>
-              <w:t xml:space="preserve"> Road,</w:t>
-            </w:r>
-          </w:p>
-          <w:p>
-            <w:pPr>
-              <w:rPr>
-                <w:rFonts w:ascii="Arial" w:hAnsi="Arial" w:cs="Arial"/>
-              </w:rPr>
-            </w:pPr>
-            <w:r>
-              <w:rPr>
-                <w:rFonts w:ascii="Arial" w:hAnsi="Arial" w:cs="Arial"/>
-              </w:rPr>
-              <w:t xml:space="preserve">Near: </w:t>
-            </w:r>
-            <w:proofErr w:type="spellStart"/>
-            <w:r>
-              <w:rPr>
-                <w:rFonts w:ascii="Arial" w:hAnsi="Arial" w:cs="Arial"/>
-              </w:rPr>
-              <w:t>Ahmedgarh</w:t>
-            </w:r>
-            <w:proofErr w:type="spellEnd"/>
-            <w:r>
-              <w:rPr>
-                <w:rFonts w:ascii="Arial" w:hAnsi="Arial" w:cs="Arial"/>
+                <w:sz w:val="18"/>
+                <w:szCs w:val="18"/>
               </w:rPr>
               <w:t xml:space="preserve"> - 148021</w:t>
             </w:r>
@@ -667,6 +651,8 @@
             <w:r>
               <w:rPr>
                 <w:rFonts w:ascii="Arial" w:hAnsi="Arial" w:cs="Arial"/>
+                <w:sz w:val="18"/>
+                <w:szCs w:val="18"/>
               </w:rPr>
               <w:t>Distt: Sangrur - Punjab</w:t>
             </w:r>
@@ -674,7 +660,7 @@
         </w:tc>
         <w:tc>
           <w:tcPr>
-            <w:tcW w:w="5187" w:type="dxa"/>
+            <w:tcW w:w="5580" w:type="dxa"/>
           </w:tcPr>
           <w:p>
             <w:pPr>
@@ -682,47 +668,37 @@
                 <w:rFonts w:ascii="Arial" w:hAnsi="Arial" w:cs="Arial"/>
                 <w:b/>
                 <w:bCs/>
-              </w:rPr>
-            </w:pPr>
-            <w:r>
-              <w:rPr>
-                <w:rFonts w:ascii="Arial" w:hAnsi="Arial" w:cs="Arial"/>
-                <w:b/>
-                <w:bCs/>
+                <w:sz w:val="20"/>
+                <w:szCs w:val="20"/>
+              </w:rPr>
+            </w:pPr>
+            <w:r>
+              <w:rPr>
+                <w:rFonts w:ascii="Arial" w:hAnsi="Arial" w:cs="Arial"/>
+                <w:b/>
+                <w:bCs/>
+                <w:sz w:val="20"/>
+                <w:szCs w:val="20"/>
               </w:rPr>
               <w:t xml:space="preserve">L/C </w:t>
             </w:r>
-            <w:proofErr w:type="gramStart"/>
-            <w:r>
-              <w:rPr>
-                <w:rFonts w:ascii="Arial" w:hAnsi="Arial" w:cs="Arial"/>
-                <w:b/>
-                <w:bCs/>
-              </w:rPr>
-              <w:t>No</w:t>
-            </w:r>
-            <w:r>
-              <w:rPr>
-                <w:rFonts w:ascii="Arial" w:hAnsi="Arial" w:cs="Arial"/>
-                <w:b/>
-                <w:bCs/>
-              </w:rPr>
-              <w:t xml:space="preserve">  </w:t>
-            </w:r>
-            <w:r>
-              <w:rPr>
-                <w:rFonts w:ascii="Arial" w:hAnsi="Arial" w:cs="Arial"/>
-                <w:b/>
-                <w:bCs/>
-              </w:rPr>
-              <w:t>:</w:t>
-            </w:r>
-            <w:proofErr w:type="gramEnd"/>
-            <w:r>
-              <w:rPr>
-                <w:rFonts w:ascii="Arial" w:hAnsi="Arial" w:cs="Arial"/>
-                <w:b/>
-                <w:bCs/>
+            <w:r>
+              <w:rPr>
+                <w:rFonts w:ascii="Arial" w:hAnsi="Arial" w:cs="Arial"/>
+                <w:b/>
+                <w:bCs/>
+                <w:sz w:val="20"/>
+                <w:szCs w:val="20"/>
+              </w:rPr>
+              <w:t>No:</w:t>
+            </w:r>
+            <w:r>
+              <w:rPr>
+                <w:rFonts w:ascii="Arial" w:hAnsi="Arial" w:cs="Arial"/>
+                <w:b/>
+                <w:bCs/>
+                <w:sz w:val="20"/>
+                <w:szCs w:val="20"/>
               </w:rPr>
               <w:t xml:space="preserve"> </w:t>
             </w:r>
@@ -731,6 +707,8 @@
                 <w:rFonts w:ascii="Arial" w:hAnsi="Arial" w:cs="Arial"/>
                 <w:b/>
                 <w:bCs/>
+                <w:sz w:val="20"/>
+                <w:szCs w:val="20"/>
               </w:rPr>
               <w:t>{</w:t>
             </w:r>
@@ -752,6 +730,8 @@
                 <w:rFonts w:ascii="Arial" w:hAnsi="Arial" w:cs="Arial"/>
                 <w:b/>
                 <w:bCs/>
+                <w:sz w:val="20"/>
+                <w:szCs w:val="20"/>
               </w:rPr>
               <w:t>}</w:t>
             </w:r>
@@ -762,22 +742,27 @@
                 <w:rFonts w:ascii="Arial" w:hAnsi="Arial" w:cs="Arial"/>
                 <w:b/>
                 <w:bCs/>
-              </w:rPr>
-            </w:pPr>
-            <w:proofErr w:type="gramStart"/>
-            <w:r>
-              <w:rPr>
-                <w:rFonts w:ascii="Arial" w:hAnsi="Arial" w:cs="Arial"/>
-                <w:b/>
-                <w:bCs/>
-              </w:rPr>
-              <w:t>DATED</w:t>
-            </w:r>
-            <w:r>
-              <w:rPr>
-                <w:rFonts w:ascii="Arial" w:hAnsi="Arial" w:cs="Arial"/>
-                <w:b/>
-                <w:bCs/>
+                <w:sz w:val="20"/>
+                <w:szCs w:val="20"/>
+              </w:rPr>
+            </w:pPr>
+            <w:r>
+              <w:rPr>
+                <w:rFonts w:ascii="Arial" w:hAnsi="Arial" w:cs="Arial"/>
+                <w:b/>
+                <w:bCs/>
+                <w:sz w:val="20"/>
+                <w:szCs w:val="20"/>
+              </w:rPr>
+              <w:t>Dated:</w:t>
+            </w:r>
+            <w:r>
+              <w:rPr>
+                <w:rFonts w:ascii="Arial" w:hAnsi="Arial" w:cs="Arial"/>
+                <w:b/>
+                <w:bCs/>
+                <w:sz w:val="20"/>
+                <w:szCs w:val="20"/>
               </w:rPr>
               <w:t xml:space="preserve"> </w:t>
             </w:r>
@@ -786,15 +771,62 @@
                 <w:rFonts w:ascii="Arial" w:hAnsi="Arial" w:cs="Arial"/>
                 <w:b/>
                 <w:bCs/>
-              </w:rPr>
-              <w:t>:</w:t>
-            </w:r>
-            <w:proofErr w:type="gramEnd"/>
-            <w:r>
-              <w:rPr>
-                <w:rFonts w:ascii="Arial" w:hAnsi="Arial" w:cs="Arial"/>
-                <w:b/>
-                <w:bCs/>
+                <w:sz w:val="20"/>
+                <w:szCs w:val="20"/>
+              </w:rPr>
+              <w:t>{</w:t>
+            </w:r>
+            <w:proofErr w:type="spellStart"/>
+            <w:r>
+              <w:rPr>
+                <w:rFonts w:ascii="Arial" w:hAnsi="Arial" w:cs="Arial"/>
+                <w:b/>
+                <w:bCs/>
+                <w:color w:val="000000"/>
+                <w:sz w:val="20"/>
+                <w:szCs w:val="20"/>
+              </w:rPr>
+              <w:t>LCDate</w:t>
+            </w:r>
+            <w:proofErr w:type="spellEnd"/>
+            <w:r>
+              <w:rPr>
+                <w:rFonts w:ascii="Arial" w:hAnsi="Arial" w:cs="Arial"/>
+                <w:b/>
+                <w:bCs/>
+                <w:sz w:val="20"/>
+                <w:szCs w:val="20"/>
+              </w:rPr>
+              <w:t xml:space="preserve">}  </w:t>
+            </w:r>
+          </w:p>
+          <w:p>
+            <w:pPr>
+              <w:rPr>
+                <w:rFonts w:ascii="Arial" w:hAnsi="Arial" w:cs="Arial"/>
+                <w:b/>
+                <w:bCs/>
+                <w:sz w:val="20"/>
+                <w:szCs w:val="20"/>
+              </w:rPr>
+            </w:pPr>
+            <w:r>
+              <w:rPr>
+                <w:rFonts w:ascii="Arial" w:hAnsi="Arial" w:cs="Arial"/>
+                <w:b/>
+                <w:bCs/>
+                <w:sz w:val="20"/>
+                <w:szCs w:val="20"/>
+              </w:rPr>
+              <w:t>Issuing</w:t>
+            </w:r>
+            <w:r>
+              <w:rPr>
+                <w:rFonts w:ascii="Arial" w:hAnsi="Arial" w:cs="Arial"/>
+                <w:b/>
+                <w:bCs/>
+                <w:sz w:val="20"/>
+                <w:szCs w:val="20"/>
               </w:rPr>
               <w:t xml:space="preserve"> </w:t>
             </w:r>
@@ -803,6 +835,52 @@
                 <w:rFonts w:ascii="Arial" w:hAnsi="Arial" w:cs="Arial"/>
                 <w:b/>
                 <w:bCs/>
+                <w:sz w:val="20"/>
+                <w:szCs w:val="20"/>
+              </w:rPr>
+              <w:t>Bank: {</w:t>
+            </w:r>
+            <w:proofErr w:type="spellStart"/>
+            <w:r>
+              <w:rPr>
+                <w:rFonts w:ascii="Arial" w:hAnsi="Arial" w:cs="Arial"/>
+                <w:b/>
+                <w:bCs/>
+                <w:color w:val="000000"/>
+                <w:sz w:val="20"/>
+                <w:szCs w:val="20"/>
+              </w:rPr>
+              <w:t>IssueingBank</w:t>
+            </w:r>
+            <w:proofErr w:type="spellEnd"/>
+            <w:r>
+              <w:rPr>
+                <w:rFonts w:ascii="Arial" w:hAnsi="Arial" w:cs="Arial"/>
+                <w:b/>
+                <w:bCs/>
+                <w:sz w:val="20"/>
+                <w:szCs w:val="20"/>
+              </w:rPr>
+              <w:t>}</w:t>
+            </w:r>
+          </w:p>
+          <w:p>
+            <w:pPr>
+              <w:rPr>
+                <w:rFonts w:ascii="Arial" w:hAnsi="Arial" w:cs="Arial"/>
+                <w:b/>
+                <w:bCs/>
+                <w:sz w:val="16"/>
+                <w:szCs w:val="16"/>
+              </w:rPr>
+            </w:pPr>
+            <w:r>
+              <w:rPr>
+                <w:rFonts w:ascii="Arial" w:hAnsi="Arial" w:cs="Arial"/>
+                <w:b/>
+                <w:bCs/>
+                <w:sz w:val="16"/>
+                <w:szCs w:val="16"/>
               </w:rPr>
               <w:t>{</w:t>
             </w:r>
@@ -813,10 +891,10 @@
                 <w:b/>
                 <w:bCs/>
                 <w:color w:val="000000"/>
-                <w:sz w:val="20"/>
-                <w:szCs w:val="20"/>
-              </w:rPr>
-              <w:t>LCDate</w:t>
+                <w:sz w:val="16"/>
+                <w:szCs w:val="16"/>
+              </w:rPr>
+              <w:t>IssueingBankAddress</w:t>
             </w:r>
             <w:proofErr w:type="spellEnd"/>
             <w:r>
@@ -824,117 +902,8 @@
                 <w:rFonts w:ascii="Arial" w:hAnsi="Arial" w:cs="Arial"/>
                 <w:b/>
                 <w:bCs/>
-              </w:rPr>
-              <w:t xml:space="preserve">}  </w:t>
-            </w:r>
-          </w:p>
-          <w:p>
-            <w:pPr>
-              <w:rPr>
-                <w:rFonts w:ascii="Arial" w:hAnsi="Arial" w:cs="Arial"/>
-                <w:b/>
-                <w:bCs/>
-              </w:rPr>
-            </w:pPr>
-            <w:proofErr w:type="spellStart"/>
-            <w:r>
-              <w:rPr>
-                <w:rFonts w:ascii="Arial" w:hAnsi="Arial" w:cs="Arial"/>
-                <w:b/>
-                <w:bCs/>
-              </w:rPr>
-              <w:t>Issueing</w:t>
-            </w:r>
-            <w:proofErr w:type="spellEnd"/>
-            <w:r>
-              <w:rPr>
-                <w:rFonts w:ascii="Arial" w:hAnsi="Arial" w:cs="Arial"/>
-                <w:b/>
-                <w:bCs/>
-              </w:rPr>
-              <w:t xml:space="preserve"> </w:t>
-            </w:r>
-            <w:proofErr w:type="gramStart"/>
-            <w:r>
-              <w:rPr>
-                <w:rFonts w:ascii="Arial" w:hAnsi="Arial" w:cs="Arial"/>
-                <w:b/>
-                <w:bCs/>
-              </w:rPr>
-              <w:t>Bank</w:t>
-            </w:r>
-            <w:r>
-              <w:rPr>
-                <w:rFonts w:ascii="Arial" w:hAnsi="Arial" w:cs="Arial"/>
-                <w:b/>
-                <w:bCs/>
-              </w:rPr>
-              <w:t xml:space="preserve"> </w:t>
-            </w:r>
-            <w:r>
-              <w:rPr>
-                <w:rFonts w:ascii="Arial" w:hAnsi="Arial" w:cs="Arial"/>
-                <w:b/>
-                <w:bCs/>
-              </w:rPr>
-              <w:t>:</w:t>
-            </w:r>
-            <w:proofErr w:type="gramEnd"/>
-            <w:r>
-              <w:rPr>
-                <w:rFonts w:ascii="Arial" w:hAnsi="Arial" w:cs="Arial"/>
-                <w:b/>
-                <w:bCs/>
-              </w:rPr>
-              <w:t xml:space="preserve"> </w:t>
-            </w:r>
-            <w:r>
-              <w:rPr>
-                <w:rFonts w:ascii="Arial" w:hAnsi="Arial" w:cs="Arial"/>
-                <w:b/>
-                <w:bCs/>
-              </w:rPr>
-              <w:t>{</w:t>
-            </w:r>
-            <w:proofErr w:type="spellStart"/>
-            <w:r>
-              <w:rPr>
-                <w:rFonts w:ascii="Arial" w:hAnsi="Arial" w:cs="Arial"/>
-                <w:b/>
-                <w:bCs/>
-                <w:color w:val="000000"/>
-                <w:sz w:val="20"/>
-                <w:szCs w:val="20"/>
-              </w:rPr>
-              <w:t>IssueingBank</w:t>
-            </w:r>
-            <w:proofErr w:type="spellEnd"/>
-            <w:r>
-              <w:rPr>
-                <w:rFonts w:ascii="Arial" w:hAnsi="Arial" w:cs="Arial"/>
-                <w:b/>
-                <w:bCs/>
-              </w:rPr>
-              <w:t>},{</w:t>
-            </w:r>
-            <w:proofErr w:type="spellStart"/>
-            <w:r>
-              <w:rPr>
-                <w:rFonts w:ascii="Arial" w:hAnsi="Arial" w:cs="Arial"/>
-                <w:b/>
-                <w:bCs/>
-                <w:color w:val="000000"/>
-                <w:sz w:val="20"/>
-                <w:szCs w:val="20"/>
-              </w:rPr>
-              <w:t>IssueingBankAddress</w:t>
-            </w:r>
-            <w:proofErr w:type="spellEnd"/>
-            <w:r>
-              <w:rPr>
-                <w:rFonts w:ascii="Arial" w:hAnsi="Arial" w:cs="Arial"/>
-                <w:b/>
-                <w:bCs/>
+                <w:sz w:val="16"/>
+                <w:szCs w:val="16"/>
               </w:rPr>
               <w:t>}</w:t>
             </w:r>
@@ -963,7 +932,7 @@
         </w:trPr>
         <w:tc>
           <w:tcPr>
-            <w:tcW w:w="6598" w:type="dxa"/>
+            <w:tcW w:w="6205" w:type="dxa"/>
             <w:gridSpan w:val="3"/>
           </w:tcPr>
           <w:p>
@@ -972,6 +941,8 @@
                 <w:rFonts w:ascii="Arial" w:hAnsi="Arial" w:cs="Arial"/>
                 <w:b/>
                 <w:bCs/>
+                <w:sz w:val="20"/>
+                <w:szCs w:val="20"/>
                 <w:u w:val="single"/>
               </w:rPr>
             </w:pPr>
@@ -980,17 +951,21 @@
                 <w:rFonts w:ascii="Arial" w:hAnsi="Arial" w:cs="Arial"/>
                 <w:b/>
                 <w:bCs/>
+                <w:sz w:val="20"/>
+                <w:szCs w:val="20"/>
                 <w:u w:val="single"/>
               </w:rPr>
-              <w:t>CONSIGNEE (BILL TO):</w:t>
-            </w:r>
-          </w:p>
-          <w:p>
-            <w:pPr>
-              <w:rPr>
-                <w:rFonts w:ascii="Arial" w:hAnsi="Arial" w:cs="Arial"/>
-                <w:b/>
-                <w:bCs/>
+              <w:t>Consignee (Bill To):</w:t>
+            </w:r>
+          </w:p>
+          <w:p>
+            <w:pPr>
+              <w:rPr>
+                <w:rFonts w:ascii="Arial" w:hAnsi="Arial" w:cs="Arial"/>
+                <w:b/>
+                <w:bCs/>
+                <w:sz w:val="20"/>
+                <w:szCs w:val="20"/>
                 <w:u w:val="single"/>
               </w:rPr>
             </w:pPr>
@@ -1000,6 +975,8 @@
                 <w:b/>
                 <w:bCs/>
                 <w:color w:val="000000"/>
+                <w:sz w:val="20"/>
+                <w:szCs w:val="20"/>
               </w:rPr>
               <w:t>{</w:t>
             </w:r>
@@ -1010,6 +987,8 @@
                 <w:b/>
                 <w:bCs/>
                 <w:color w:val="000000"/>
+                <w:sz w:val="20"/>
+                <w:szCs w:val="20"/>
               </w:rPr>
               <w:t>ConsigneeBilltoName</w:t>
             </w:r>
@@ -1020,6 +999,8 @@
                 <w:b/>
                 <w:bCs/>
                 <w:color w:val="000000"/>
+                <w:sz w:val="20"/>
+                <w:szCs w:val="20"/>
               </w:rPr>
               <w:t>}</w:t>
             </w:r>
@@ -1028,17 +1009,15 @@
             <w:pPr>
               <w:rPr>
                 <w:rFonts w:ascii="Arial" w:hAnsi="Arial" w:cs="Arial"/>
-                <w:b/>
-                <w:bCs/>
                 <w:u w:val="single"/>
               </w:rPr>
             </w:pPr>
             <w:r>
               <w:rPr>
                 <w:rFonts w:ascii="Arial" w:hAnsi="Arial" w:cs="Arial"/>
-                <w:b/>
-                <w:bCs/>
                 <w:color w:val="000000"/>
+                <w:sz w:val="16"/>
+                <w:szCs w:val="16"/>
               </w:rPr>
               <w:t>{</w:t>
             </w:r>
@@ -1046,9 +1025,9 @@
             <w:r>
               <w:rPr>
                 <w:rFonts w:ascii="Arial" w:hAnsi="Arial" w:cs="Arial"/>
-                <w:b/>
-                <w:bCs/>
                 <w:color w:val="000000"/>
+                <w:sz w:val="16"/>
+                <w:szCs w:val="16"/>
               </w:rPr>
               <w:t>ConsigneeBillToAddress</w:t>
             </w:r>
@@ -1056,9 +1035,9 @@
             <w:r>
               <w:rPr>
                 <w:rFonts w:ascii="Arial" w:hAnsi="Arial" w:cs="Arial"/>
-                <w:b/>
-                <w:bCs/>
                 <w:color w:val="000000"/>
+                <w:sz w:val="16"/>
+                <w:szCs w:val="16"/>
               </w:rPr>
               <w:t>}</w:t>
             </w:r>
@@ -1066,7 +1045,7 @@
         </w:tc>
         <w:tc>
           <w:tcPr>
-            <w:tcW w:w="5187" w:type="dxa"/>
+            <w:tcW w:w="5580" w:type="dxa"/>
             <w:vMerge w:val="restart"/>
           </w:tcPr>
           <w:p>
@@ -1153,7 +1132,7 @@
         </w:trPr>
         <w:tc>
           <w:tcPr>
-            <w:tcW w:w="6598" w:type="dxa"/>
+            <w:tcW w:w="6205" w:type="dxa"/>
             <w:gridSpan w:val="3"/>
           </w:tcPr>
           <w:p>
@@ -1162,6 +1141,8 @@
                 <w:rFonts w:ascii="Arial" w:hAnsi="Arial" w:cs="Arial"/>
                 <w:b/>
                 <w:bCs/>
+                <w:sz w:val="20"/>
+                <w:szCs w:val="20"/>
                 <w:u w:val="single"/>
               </w:rPr>
             </w:pPr>
@@ -1170,18 +1151,58 @@
                 <w:rFonts w:ascii="Arial" w:hAnsi="Arial" w:cs="Arial"/>
                 <w:b/>
                 <w:bCs/>
+                <w:sz w:val="20"/>
+                <w:szCs w:val="20"/>
                 <w:u w:val="single"/>
               </w:rPr>
-              <w:t>CONSIGNEE (SHIP TO)</w:t>
-            </w:r>
-            <w:r>
-              <w:rPr>
-                <w:rFonts w:ascii="Arial" w:hAnsi="Arial" w:cs="Arial"/>
-                <w:b/>
-                <w:bCs/>
+              <w:t>Consignee (Ship To):</w:t>
+            </w:r>
+          </w:p>
+          <w:p>
+            <w:pPr>
+              <w:rPr>
+                <w:rFonts w:ascii="Arial" w:hAnsi="Arial" w:cs="Arial"/>
+                <w:b/>
+                <w:bCs/>
+                <w:sz w:val="20"/>
+                <w:szCs w:val="20"/>
                 <w:u w:val="single"/>
               </w:rPr>
-              <w:t>:</w:t>
+            </w:pPr>
+            <w:r>
+              <w:rPr>
+                <w:rFonts w:ascii="Arial" w:hAnsi="Arial" w:cs="Arial"/>
+                <w:b/>
+                <w:bCs/>
+                <w:color w:val="000000"/>
+                <w:sz w:val="20"/>
+                <w:szCs w:val="20"/>
+              </w:rPr>
+              <w:t>{</w:t>
+            </w:r>
+            <w:proofErr w:type="spellStart"/>
+            <w:r>
+              <w:rPr>
+                <w:rFonts w:ascii="Arial" w:hAnsi="Arial" w:cs="Arial"/>
+                <w:b/>
+                <w:bCs/>
+                <w:color w:val="000000"/>
+                <w:sz w:val="20"/>
+                <w:szCs w:val="20"/>
+              </w:rPr>
+              <w:t>ConsigneeShiptoName</w:t>
+            </w:r>
+            <w:proofErr w:type="spellEnd"/>
+            <w:r>
+              <w:rPr>
+                <w:rFonts w:ascii="Arial" w:hAnsi="Arial" w:cs="Arial"/>
+                <w:b/>
+                <w:bCs/>
+                <w:color w:val="000000"/>
+                <w:sz w:val="20"/>
+                <w:szCs w:val="20"/>
+              </w:rPr>
+              <w:t>}</w:t>
             </w:r>
           </w:p>
           <w:p>
@@ -1199,6 +1220,8 @@
                 <w:b/>
                 <w:bCs/>
                 <w:color w:val="000000"/>
+                <w:sz w:val="16"/>
+                <w:szCs w:val="16"/>
               </w:rPr>
               <w:t>{</w:t>
             </w:r>
@@ -1209,8 +1232,10 @@
                 <w:b/>
                 <w:bCs/>
                 <w:color w:val="000000"/>
-              </w:rPr>
-              <w:t>ConsigneeShiptoName</w:t>
+                <w:sz w:val="16"/>
+                <w:szCs w:val="16"/>
+              </w:rPr>
+              <w:t>ConsigneeShipToAddress</w:t>
             </w:r>
             <w:proofErr w:type="spellEnd"/>
             <w:r>
@@ -1219,45 +1244,8 @@
                 <w:b/>
                 <w:bCs/>
                 <w:color w:val="000000"/>
-              </w:rPr>
-              <w:t>}</w:t>
-            </w:r>
-          </w:p>
-          <w:p>
-            <w:pPr>
-              <w:rPr>
-                <w:rFonts w:ascii="Arial" w:hAnsi="Arial" w:cs="Arial"/>
-                <w:b/>
-                <w:bCs/>
-                <w:u w:val="single"/>
-              </w:rPr>
-            </w:pPr>
-            <w:r>
-              <w:rPr>
-                <w:rFonts w:ascii="Arial" w:hAnsi="Arial" w:cs="Arial"/>
-                <w:b/>
-                <w:bCs/>
-                <w:color w:val="000000"/>
-              </w:rPr>
-              <w:t>{</w:t>
-            </w:r>
-            <w:proofErr w:type="spellStart"/>
-            <w:r>
-              <w:rPr>
-                <w:rFonts w:ascii="Arial" w:hAnsi="Arial" w:cs="Arial"/>
-                <w:b/>
-                <w:bCs/>
-                <w:color w:val="000000"/>
-              </w:rPr>
-              <w:t>ConsigneeShipToAddress</w:t>
-            </w:r>
-            <w:proofErr w:type="spellEnd"/>
-            <w:r>
-              <w:rPr>
-                <w:rFonts w:ascii="Arial" w:hAnsi="Arial" w:cs="Arial"/>
-                <w:b/>
-                <w:bCs/>
-                <w:color w:val="000000"/>
+                <w:sz w:val="16"/>
+                <w:szCs w:val="16"/>
               </w:rPr>
               <w:t>}</w:t>
             </w:r>
@@ -1265,7 +1253,7 @@
         </w:tc>
         <w:tc>
           <w:tcPr>
-            <w:tcW w:w="5187" w:type="dxa"/>
+            <w:tcW w:w="5580" w:type="dxa"/>
             <w:vMerge/>
           </w:tcPr>
           <w:p>
@@ -1336,7 +1324,7 @@
       </w:tr>
       <w:tr>
         <w:trPr>
-          <w:trHeight w:val="753"/>
+          <w:trHeight w:val="1393"/>
         </w:trPr>
         <w:tc>
           <w:tcPr>
@@ -1349,17 +1337,20 @@
                 <w:rFonts w:ascii="Arial" w:hAnsi="Arial" w:cs="Arial"/>
                 <w:b/>
                 <w:bCs/>
+                <w:sz w:val="20"/>
+                <w:szCs w:val="20"/>
                 <w:u w:val="single"/>
               </w:rPr>
             </w:pPr>
           </w:p>
           <w:p>
             <w:pPr>
-              <w:jc w:val="center"/>
-              <w:rPr>
-                <w:rFonts w:ascii="Arial" w:hAnsi="Arial" w:cs="Arial"/>
-                <w:b/>
-                <w:bCs/>
+              <w:rPr>
+                <w:rFonts w:ascii="Arial" w:hAnsi="Arial" w:cs="Arial"/>
+                <w:b/>
+                <w:bCs/>
+                <w:sz w:val="20"/>
+                <w:szCs w:val="20"/>
                 <w:u w:val="single"/>
               </w:rPr>
             </w:pPr>
@@ -1368,29 +1359,32 @@
                 <w:rFonts w:ascii="Arial" w:hAnsi="Arial" w:cs="Arial"/>
                 <w:b/>
                 <w:bCs/>
+                <w:sz w:val="20"/>
+                <w:szCs w:val="20"/>
                 <w:u w:val="single"/>
               </w:rPr>
-              <w:t xml:space="preserve">ACCEPTED </w:t>
-            </w:r>
-            <w:proofErr w:type="gramStart"/>
-            <w:r>
-              <w:rPr>
-                <w:rFonts w:ascii="Arial" w:hAnsi="Arial" w:cs="Arial"/>
-                <w:b/>
-                <w:bCs/>
+              <w:t>Accepted By</w:t>
+            </w:r>
+            <w:r>
+              <w:rPr>
+                <w:rFonts w:ascii="Arial" w:hAnsi="Arial" w:cs="Arial"/>
+                <w:b/>
+                <w:bCs/>
+                <w:sz w:val="20"/>
+                <w:szCs w:val="20"/>
+              </w:rPr>
+              <w:t xml:space="preserve">: </w:t>
+            </w:r>
+            <w:r>
+              <w:rPr>
+                <w:rFonts w:ascii="Arial" w:hAnsi="Arial" w:cs="Arial"/>
+                <w:b/>
+                <w:bCs/>
+                <w:sz w:val="20"/>
+                <w:szCs w:val="20"/>
                 <w:u w:val="single"/>
               </w:rPr>
-              <w:t>BY :</w:t>
-            </w:r>
-            <w:proofErr w:type="gramEnd"/>
-            <w:r>
-              <w:rPr>
-                <w:rFonts w:ascii="Arial" w:hAnsi="Arial" w:cs="Arial"/>
-                <w:b/>
-                <w:bCs/>
-                <w:u w:val="single"/>
-              </w:rPr>
-              <w:t xml:space="preserve">  {</w:t>
+              <w:t>{</w:t>
             </w:r>
             <w:proofErr w:type="spellStart"/>
             <w:r>
@@ -1399,6 +1393,8 @@
                 <w:b/>
                 <w:bCs/>
                 <w:color w:val="000000"/>
+                <w:sz w:val="20"/>
+                <w:szCs w:val="20"/>
               </w:rPr>
               <w:t>CustomerName</w:t>
             </w:r>
@@ -1408,6 +1404,8 @@
                 <w:rFonts w:ascii="Arial" w:hAnsi="Arial" w:cs="Arial"/>
                 <w:b/>
                 <w:bCs/>
+                <w:sz w:val="20"/>
+                <w:szCs w:val="20"/>
                 <w:u w:val="single"/>
               </w:rPr>
               <w:t>}</w:t>
@@ -1444,7 +1442,17 @@
                 <w:b/>
                 <w:bCs/>
               </w:rPr>
-              <w:t xml:space="preserve"> CEDAAR TEXTILE PRIVATE LIMITED</w:t>
+              <w:t xml:space="preserve"> </w:t>
+            </w:r>
+            <w:r>
+              <w:rPr>
+                <w:rFonts w:ascii="Arial" w:hAnsi="Arial" w:cs="Arial"/>
+                <w:b/>
+                <w:bCs/>
+                <w:sz w:val="20"/>
+                <w:szCs w:val="20"/>
+              </w:rPr>
+              <w:t>CEDAAR TEXTILE PRIVATE LIMITED</w:t>
             </w:r>
           </w:p>
           <w:p>
@@ -1454,18 +1462,14 @@
                 <w:rFonts w:ascii="Arial" w:hAnsi="Arial" w:cs="Arial"/>
                 <w:b/>
                 <w:bCs/>
-              </w:rPr>
-            </w:pPr>
-            <w:r>
-              <w:rPr>
-                <w:rFonts w:ascii="Arial Narrow" w:hAnsi="Arial Narrow" w:cs="Tahoma"/>
                 <w:sz w:val="19"/>
                 <w:szCs w:val="19"/>
               </w:rPr>
-              <w:br/>
-            </w:r>
-            <w:proofErr w:type="spellStart"/>
-            <w:r>
+            </w:pPr>
+          </w:p>
+          <w:p>
+            <w:pPr>
+              <w:jc w:val="center"/>
               <w:rPr>
                 <w:rFonts w:ascii="Arial" w:hAnsi="Arial" w:cs="Arial"/>
                 <w:b/>
@@ -1473,9 +1477,39 @@
                 <w:sz w:val="19"/>
                 <w:szCs w:val="19"/>
               </w:rPr>
-              <w:t>Authorised</w:t>
-            </w:r>
-            <w:proofErr w:type="spellEnd"/>
+            </w:pPr>
+          </w:p>
+          <w:p>
+            <w:pPr>
+              <w:jc w:val="center"/>
+              <w:rPr>
+                <w:rFonts w:ascii="Arial" w:hAnsi="Arial" w:cs="Arial"/>
+                <w:b/>
+                <w:bCs/>
+                <w:sz w:val="19"/>
+                <w:szCs w:val="19"/>
+              </w:rPr>
+            </w:pPr>
+          </w:p>
+          <w:p>
+            <w:pPr>
+              <w:jc w:val="center"/>
+              <w:rPr>
+                <w:rFonts w:ascii="Arial" w:hAnsi="Arial" w:cs="Arial"/>
+                <w:b/>
+                <w:bCs/>
+              </w:rPr>
+            </w:pPr>
+            <w:r>
+              <w:rPr>
+                <w:rFonts w:ascii="Arial" w:hAnsi="Arial" w:cs="Arial"/>
+                <w:b/>
+                <w:bCs/>
+                <w:sz w:val="19"/>
+                <w:szCs w:val="19"/>
+              </w:rPr>
+              <w:t>Authorized</w:t>
+            </w:r>
             <w:r>
               <w:rPr>
                 <w:rFonts w:ascii="Arial" w:hAnsi="Arial" w:cs="Arial"/>

--- a/APLOS/POPResources/Templates/PackingList202034.docx
+++ b/APLOS/POPResources/Templates/PackingList202034.docx
@@ -99,6 +99,7 @@
               <w:t xml:space="preserve">Yelahanka New </w:t>
             </w:r>
             <w:proofErr w:type="spellStart"/>
+            <w:proofErr w:type="gramStart"/>
             <w:r>
               <w:rPr>
                 <w:rFonts w:ascii="Arial" w:hAnsi="Arial" w:cs="Arial"/>
@@ -108,6 +109,7 @@
               <w:t>Bengaluru,Karnataka</w:t>
             </w:r>
             <w:proofErr w:type="spellEnd"/>
+            <w:proofErr w:type="gramEnd"/>
             <w:r>
               <w:rPr>
                 <w:rFonts w:ascii="Arial" w:hAnsi="Arial" w:cs="Arial"/>
@@ -247,7 +249,48 @@
                 <w:sz w:val="20"/>
                 <w:szCs w:val="20"/>
               </w:rPr>
-              <w:t>Invoice / Packing Date:</w:t>
+              <w:t xml:space="preserve">Invoice / Packing </w:t>
+            </w:r>
+            <w:proofErr w:type="gramStart"/>
+            <w:r>
+              <w:rPr>
+                <w:rFonts w:ascii="Arial" w:hAnsi="Arial" w:cs="Arial"/>
+                <w:b/>
+                <w:bCs/>
+                <w:sz w:val="20"/>
+                <w:szCs w:val="20"/>
+              </w:rPr>
+              <w:t>Date:</w:t>
+            </w:r>
+            <w:r>
+              <w:rPr>
+                <w:rFonts w:ascii="Arial" w:hAnsi="Arial" w:cs="Arial"/>
+                <w:b/>
+                <w:bCs/>
+              </w:rPr>
+              <w:t>{</w:t>
+            </w:r>
+            <w:proofErr w:type="spellStart"/>
+            <w:proofErr w:type="gramEnd"/>
+            <w:r>
+              <w:rPr>
+                <w:rFonts w:ascii="Arial" w:hAnsi="Arial" w:cs="Arial"/>
+                <w:b/>
+                <w:bCs/>
+                <w:color w:val="000000" w:themeColor="text1"/>
+                <w:sz w:val="20"/>
+                <w:szCs w:val="20"/>
+              </w:rPr>
+              <w:t>PackingDate</w:t>
+            </w:r>
+            <w:proofErr w:type="spellEnd"/>
+            <w:r>
+              <w:rPr>
+                <w:rFonts w:ascii="Arial" w:hAnsi="Arial" w:cs="Arial"/>
+                <w:b/>
+                <w:bCs/>
+              </w:rPr>
+              <w:t>}</w:t>
             </w:r>
           </w:p>
           <w:p>
@@ -336,6 +379,7 @@
               <w:t xml:space="preserve"> {</w:t>
             </w:r>
             <w:proofErr w:type="spellStart"/>
+            <w:proofErr w:type="gramStart"/>
             <w:r>
               <w:rPr>
                 <w:rFonts w:ascii="Arial" w:hAnsi="Arial" w:cs="Arial"/>
@@ -368,7 +412,16 @@
                 <w:b/>
                 <w:bCs/>
               </w:rPr>
-              <w:t xml:space="preserve">   </w:t>
+              <w:t xml:space="preserve">  </w:t>
+            </w:r>
+            <w:proofErr w:type="gramEnd"/>
+            <w:r>
+              <w:rPr>
+                <w:rFonts w:ascii="Arial" w:hAnsi="Arial" w:cs="Arial"/>
+                <w:b/>
+                <w:bCs/>
+              </w:rPr>
+              <w:t xml:space="preserve"> </w:t>
             </w:r>
             <w:r>
               <w:rPr>
@@ -560,6 +613,7 @@
               </w:rPr>
             </w:pPr>
             <w:proofErr w:type="spellStart"/>
+            <w:proofErr w:type="gramStart"/>
             <w:r>
               <w:rPr>
                 <w:rFonts w:ascii="Arial" w:hAnsi="Arial" w:cs="Arial"/>
@@ -569,6 +623,7 @@
               <w:t>Village:Akbarpur</w:t>
             </w:r>
             <w:proofErr w:type="spellEnd"/>
+            <w:proofErr w:type="gramEnd"/>
             <w:r>
               <w:rPr>
                 <w:rFonts w:ascii="Arial" w:hAnsi="Arial" w:cs="Arial"/>

--- a/APLOS/POPResources/Templates/PackingList202034.docx
+++ b/APLOS/POPResources/Templates/PackingList202034.docx
@@ -99,7 +99,6 @@
               <w:t xml:space="preserve">Yelahanka New </w:t>
             </w:r>
             <w:proofErr w:type="spellStart"/>
-            <w:proofErr w:type="gramStart"/>
             <w:r>
               <w:rPr>
                 <w:rFonts w:ascii="Arial" w:hAnsi="Arial" w:cs="Arial"/>
@@ -109,7 +108,6 @@
               <w:t>Bengaluru,Karnataka</w:t>
             </w:r>
             <w:proofErr w:type="spellEnd"/>
-            <w:proofErr w:type="gramEnd"/>
             <w:r>
               <w:rPr>
                 <w:rFonts w:ascii="Arial" w:hAnsi="Arial" w:cs="Arial"/>
@@ -249,18 +247,7 @@
                 <w:sz w:val="20"/>
                 <w:szCs w:val="20"/>
               </w:rPr>
-              <w:t xml:space="preserve">Invoice / Packing </w:t>
-            </w:r>
-            <w:proofErr w:type="gramStart"/>
-            <w:r>
-              <w:rPr>
-                <w:rFonts w:ascii="Arial" w:hAnsi="Arial" w:cs="Arial"/>
-                <w:b/>
-                <w:bCs/>
-                <w:sz w:val="20"/>
-                <w:szCs w:val="20"/>
-              </w:rPr>
-              <w:t>Date:</w:t>
+              <w:t>Invoice / Packing Date:</w:t>
             </w:r>
             <w:r>
               <w:rPr>
@@ -271,7 +258,6 @@
               <w:t>{</w:t>
             </w:r>
             <w:proofErr w:type="spellStart"/>
-            <w:proofErr w:type="gramEnd"/>
             <w:r>
               <w:rPr>
                 <w:rFonts w:ascii="Arial" w:hAnsi="Arial" w:cs="Arial"/>
@@ -379,7 +365,6 @@
               <w:t xml:space="preserve"> {</w:t>
             </w:r>
             <w:proofErr w:type="spellStart"/>
-            <w:proofErr w:type="gramStart"/>
             <w:r>
               <w:rPr>
                 <w:rFonts w:ascii="Arial" w:hAnsi="Arial" w:cs="Arial"/>
@@ -412,16 +397,7 @@
                 <w:b/>
                 <w:bCs/>
               </w:rPr>
-              <w:t xml:space="preserve">  </w:t>
-            </w:r>
-            <w:proofErr w:type="gramEnd"/>
-            <w:r>
-              <w:rPr>
-                <w:rFonts w:ascii="Arial" w:hAnsi="Arial" w:cs="Arial"/>
-                <w:b/>
-                <w:bCs/>
-              </w:rPr>
-              <w:t xml:space="preserve"> </w:t>
+              <w:t xml:space="preserve">   </w:t>
             </w:r>
             <w:r>
               <w:rPr>
@@ -613,7 +589,6 @@
               </w:rPr>
             </w:pPr>
             <w:proofErr w:type="spellStart"/>
-            <w:proofErr w:type="gramStart"/>
             <w:r>
               <w:rPr>
                 <w:rFonts w:ascii="Arial" w:hAnsi="Arial" w:cs="Arial"/>
@@ -623,7 +598,6 @@
               <w:t>Village:Akbarpur</w:t>
             </w:r>
             <w:proofErr w:type="spellEnd"/>
-            <w:proofErr w:type="gramEnd"/>
             <w:r>
               <w:rPr>
                 <w:rFonts w:ascii="Arial" w:hAnsi="Arial" w:cs="Arial"/>
@@ -1437,7 +1411,6 @@
                 <w:bCs/>
                 <w:sz w:val="20"/>
                 <w:szCs w:val="20"/>
-                <w:u w:val="single"/>
               </w:rPr>
               <w:t>{</w:t>
             </w:r>
@@ -1451,7 +1424,7 @@
                 <w:sz w:val="20"/>
                 <w:szCs w:val="20"/>
               </w:rPr>
-              <w:t>CustomerName</w:t>
+              <w:t>AcceptedBy</w:t>
             </w:r>
             <w:proofErr w:type="spellEnd"/>
             <w:r>
@@ -1461,7 +1434,6 @@
                 <w:bCs/>
                 <w:sz w:val="20"/>
                 <w:szCs w:val="20"/>
-                <w:u w:val="single"/>
               </w:rPr>
               <w:t>}</w:t>
             </w:r>

--- a/APLOS/POPResources/Templates/PackingList202034.docx
+++ b/APLOS/POPResources/Templates/PackingList202034.docx
@@ -99,6 +99,7 @@
               <w:t xml:space="preserve">Yelahanka New </w:t>
             </w:r>
             <w:proofErr w:type="spellStart"/>
+            <w:proofErr w:type="gramStart"/>
             <w:r>
               <w:rPr>
                 <w:rFonts w:ascii="Arial" w:hAnsi="Arial" w:cs="Arial"/>
@@ -108,6 +109,7 @@
               <w:t>Bengaluru,Karnataka</w:t>
             </w:r>
             <w:proofErr w:type="spellEnd"/>
+            <w:proofErr w:type="gramEnd"/>
             <w:r>
               <w:rPr>
                 <w:rFonts w:ascii="Arial" w:hAnsi="Arial" w:cs="Arial"/>
@@ -247,7 +249,18 @@
                 <w:sz w:val="20"/>
                 <w:szCs w:val="20"/>
               </w:rPr>
-              <w:t>Invoice / Packing Date:</w:t>
+              <w:t xml:space="preserve">Invoice / Packing </w:t>
+            </w:r>
+            <w:proofErr w:type="gramStart"/>
+            <w:r>
+              <w:rPr>
+                <w:rFonts w:ascii="Arial" w:hAnsi="Arial" w:cs="Arial"/>
+                <w:b/>
+                <w:bCs/>
+                <w:sz w:val="20"/>
+                <w:szCs w:val="20"/>
+              </w:rPr>
+              <w:t>Date:</w:t>
             </w:r>
             <w:r>
               <w:rPr>
@@ -258,6 +271,7 @@
               <w:t>{</w:t>
             </w:r>
             <w:proofErr w:type="spellStart"/>
+            <w:proofErr w:type="gramEnd"/>
             <w:r>
               <w:rPr>
                 <w:rFonts w:ascii="Arial" w:hAnsi="Arial" w:cs="Arial"/>
@@ -308,6 +322,39 @@
               </w:rPr>
               <w:t>Commercial Invoice No:</w:t>
             </w:r>
+            <w:r>
+              <w:rPr>
+                <w:rFonts w:ascii="Arial" w:hAnsi="Arial" w:cs="Arial"/>
+                <w:b/>
+                <w:bCs/>
+                <w:sz w:val="20"/>
+                <w:szCs w:val="20"/>
+              </w:rPr>
+              <w:t xml:space="preserve"> {</w:t>
+            </w:r>
+            <w:proofErr w:type="spellStart"/>
+            <w:r>
+              <w:rPr>
+                <w:rFonts w:ascii="Arial" w:hAnsi="Arial" w:cs="Arial"/>
+                <w:b/>
+                <w:bCs/>
+                <w:color w:val="000000" w:themeColor="text1"/>
+                <w:sz w:val="20"/>
+                <w:szCs w:val="20"/>
+              </w:rPr>
+              <w:t>InvoiceNo</w:t>
+            </w:r>
+            <w:proofErr w:type="spellEnd"/>
+            <w:r>
+              <w:rPr>
+                <w:rFonts w:ascii="Arial" w:hAnsi="Arial" w:cs="Arial"/>
+                <w:b/>
+                <w:bCs/>
+                <w:sz w:val="20"/>
+                <w:szCs w:val="20"/>
+              </w:rPr>
+              <w:t>}</w:t>
+            </w:r>
           </w:p>
           <w:p>
             <w:pPr>
@@ -329,6 +376,39 @@
               </w:rPr>
               <w:t>Commercial Invoice Date:</w:t>
             </w:r>
+            <w:r>
+              <w:rPr>
+                <w:rFonts w:ascii="Arial" w:hAnsi="Arial" w:cs="Arial"/>
+                <w:b/>
+                <w:bCs/>
+                <w:sz w:val="20"/>
+                <w:szCs w:val="20"/>
+              </w:rPr>
+              <w:t xml:space="preserve"> {</w:t>
+            </w:r>
+            <w:proofErr w:type="spellStart"/>
+            <w:r>
+              <w:rPr>
+                <w:rFonts w:ascii="Arial" w:hAnsi="Arial" w:cs="Arial"/>
+                <w:b/>
+                <w:bCs/>
+                <w:color w:val="000000" w:themeColor="text1"/>
+                <w:sz w:val="20"/>
+                <w:szCs w:val="20"/>
+              </w:rPr>
+              <w:t>InvoiceDate</w:t>
+            </w:r>
+            <w:proofErr w:type="spellEnd"/>
+            <w:r>
+              <w:rPr>
+                <w:rFonts w:ascii="Arial" w:hAnsi="Arial" w:cs="Arial"/>
+                <w:b/>
+                <w:bCs/>
+                <w:sz w:val="20"/>
+                <w:szCs w:val="20"/>
+              </w:rPr>
+              <w:t>}</w:t>
+            </w:r>
           </w:p>
           <w:p>
             <w:pPr>
@@ -365,6 +445,7 @@
               <w:t xml:space="preserve"> {</w:t>
             </w:r>
             <w:proofErr w:type="spellStart"/>
+            <w:proofErr w:type="gramStart"/>
             <w:r>
               <w:rPr>
                 <w:rFonts w:ascii="Arial" w:hAnsi="Arial" w:cs="Arial"/>
@@ -397,7 +478,16 @@
                 <w:b/>
                 <w:bCs/>
               </w:rPr>
-              <w:t xml:space="preserve">   </w:t>
+              <w:t xml:space="preserve">  </w:t>
+            </w:r>
+            <w:proofErr w:type="gramEnd"/>
+            <w:r>
+              <w:rPr>
+                <w:rFonts w:ascii="Arial" w:hAnsi="Arial" w:cs="Arial"/>
+                <w:b/>
+                <w:bCs/>
+              </w:rPr>
+              <w:t xml:space="preserve"> </w:t>
             </w:r>
             <w:r>
               <w:rPr>
@@ -589,6 +679,7 @@
               </w:rPr>
             </w:pPr>
             <w:proofErr w:type="spellStart"/>
+            <w:proofErr w:type="gramStart"/>
             <w:r>
               <w:rPr>
                 <w:rFonts w:ascii="Arial" w:hAnsi="Arial" w:cs="Arial"/>
@@ -598,6 +689,7 @@
               <w:t>Village:Akbarpur</w:t>
             </w:r>
             <w:proofErr w:type="spellEnd"/>
+            <w:proofErr w:type="gramEnd"/>
             <w:r>
               <w:rPr>
                 <w:rFonts w:ascii="Arial" w:hAnsi="Arial" w:cs="Arial"/>

--- a/APLOS/POPResources/Templates/PackingList202034.docx
+++ b/APLOS/POPResources/Templates/PackingList202034.docx
@@ -1,6 +1,6 @@
 
 <file path=word/document.xml><?xml version="1.0" encoding="utf-8"?>
-<w:document xmlns:wpc="http://schemas.microsoft.com/office/word/2010/wordprocessingCanvas" xmlns:cx="http://schemas.microsoft.com/office/drawing/2014/chartex" xmlns:cx1="http://schemas.microsoft.com/office/drawing/2015/9/8/chartex" xmlns:cx2="http://schemas.microsoft.com/office/drawing/2015/10/21/chartex" xmlns:cx3="http://schemas.microsoft.com/office/drawing/2016/5/9/chartex" xmlns:cx4="http://schemas.microsoft.com/office/drawing/2016/5/10/chartex" xmlns:cx5="http://schemas.microsoft.com/office/drawing/2016/5/11/chartex" xmlns:cx6="http://schemas.microsoft.com/office/drawing/2016/5/12/chartex" xmlns:cx7="http://schemas.microsoft.com/office/drawing/2016/5/13/chartex" xmlns:cx8="http://schemas.microsoft.com/office/drawing/2016/5/14/chartex" xmlns:mc="http://schemas.openxmlformats.org/markup-compatibility/2006" xmlns:aink="http://schemas.microsoft.com/office/drawing/2016/ink" xmlns:am3d="http://schemas.microsoft.com/office/drawing/2017/model3d" xmlns:o="urn:schemas-microsoft-com:office:office" xmlns:r="http://schemas.openxmlformats.org/officeDocument/2006/relationships" xmlns:m="http://schemas.openxmlformats.org/officeDocument/2006/math" xmlns:v="urn:schemas-microsoft-com:vml" xmlns:wp14="http://schemas.microsoft.com/office/word/2010/wordprocessingDrawing" xmlns:wp="http://schemas.openxmlformats.org/drawingml/2006/wordprocessingDrawing" xmlns:w10="urn:schemas-microsoft-com:office:word" xmlns:w="http://schemas.openxmlformats.org/wordprocessingml/2006/main" xmlns:w14="http://schemas.microsoft.com/office/word/2010/wordml" xmlns:w15="http://schemas.microsoft.com/office/word/2012/wordml" xmlns:w16cex="http://schemas.microsoft.com/office/word/2018/wordml/cex" xmlns:w16cid="http://schemas.microsoft.com/office/word/2016/wordml/cid" xmlns:w16="http://schemas.microsoft.com/office/word/2018/wordml" xmlns:w16sdtdh="http://schemas.microsoft.com/office/word/2020/wordml/sdtdatahash" xmlns:w16se="http://schemas.microsoft.com/office/word/2015/wordml/symex" xmlns:wpg="http://schemas.microsoft.com/office/word/2010/wordprocessingGroup" xmlns:wpi="http://schemas.microsoft.com/office/word/2010/wordprocessingInk" xmlns:wne="http://schemas.microsoft.com/office/word/2006/wordml" xmlns:wps="http://schemas.microsoft.com/office/word/2010/wordprocessingShape" mc:Ignorable="w14 w15 w16se w16cid w16 w16cex w16sdtdh wp14">
+<w:document xmlns:wpc="http://schemas.microsoft.com/office/word/2010/wordprocessingCanvas" xmlns:cx="http://schemas.microsoft.com/office/drawing/2014/chartex" xmlns:cx1="http://schemas.microsoft.com/office/drawing/2015/9/8/chartex" xmlns:cx2="http://schemas.microsoft.com/office/drawing/2015/10/21/chartex" xmlns:cx3="http://schemas.microsoft.com/office/drawing/2016/5/9/chartex" xmlns:cx4="http://schemas.microsoft.com/office/drawing/2016/5/10/chartex" xmlns:cx5="http://schemas.microsoft.com/office/drawing/2016/5/11/chartex" xmlns:cx6="http://schemas.microsoft.com/office/drawing/2016/5/12/chartex" xmlns:cx7="http://schemas.microsoft.com/office/drawing/2016/5/13/chartex" xmlns:cx8="http://schemas.microsoft.com/office/drawing/2016/5/14/chartex" xmlns:mc="http://schemas.openxmlformats.org/markup-compatibility/2006" xmlns:aink="http://schemas.microsoft.com/office/drawing/2016/ink" xmlns:am3d="http://schemas.microsoft.com/office/drawing/2017/model3d" xmlns:o="urn:schemas-microsoft-com:office:office" xmlns:oel="http://schemas.microsoft.com/office/2019/extlst" xmlns:r="http://schemas.openxmlformats.org/officeDocument/2006/relationships" xmlns:m="http://schemas.openxmlformats.org/officeDocument/2006/math" xmlns:v="urn:schemas-microsoft-com:vml" xmlns:wp14="http://schemas.microsoft.com/office/word/2010/wordprocessingDrawing" xmlns:wp="http://schemas.openxmlformats.org/drawingml/2006/wordprocessingDrawing" xmlns:w10="urn:schemas-microsoft-com:office:word" xmlns:w="http://schemas.openxmlformats.org/wordprocessingml/2006/main" xmlns:w14="http://schemas.microsoft.com/office/word/2010/wordml" xmlns:w15="http://schemas.microsoft.com/office/word/2012/wordml" xmlns:w16cex="http://schemas.microsoft.com/office/word/2018/wordml/cex" xmlns:w16cid="http://schemas.microsoft.com/office/word/2016/wordml/cid" xmlns:w16="http://schemas.microsoft.com/office/word/2018/wordml" xmlns:w16sdtdh="http://schemas.microsoft.com/office/word/2020/wordml/sdtdatahash" xmlns:w16se="http://schemas.microsoft.com/office/word/2015/wordml/symex" xmlns:wpg="http://schemas.microsoft.com/office/word/2010/wordprocessingGroup" xmlns:wpi="http://schemas.microsoft.com/office/word/2010/wordprocessingInk" xmlns:wne="http://schemas.microsoft.com/office/word/2006/wordml" xmlns:wps="http://schemas.microsoft.com/office/word/2010/wordprocessingShape" mc:Ignorable="w14 w15 w16se w16cid w16 w16cex w16sdtdh wp14">
   <w:body>
     <w:tbl>
       <w:tblPr>
@@ -99,7 +99,6 @@
               <w:t xml:space="preserve">Yelahanka New </w:t>
             </w:r>
             <w:proofErr w:type="spellStart"/>
-            <w:proofErr w:type="gramStart"/>
             <w:r>
               <w:rPr>
                 <w:rFonts w:ascii="Arial" w:hAnsi="Arial" w:cs="Arial"/>
@@ -109,7 +108,6 @@
               <w:t>Bengaluru,Karnataka</w:t>
             </w:r>
             <w:proofErr w:type="spellEnd"/>
-            <w:proofErr w:type="gramEnd"/>
             <w:r>
               <w:rPr>
                 <w:rFonts w:ascii="Arial" w:hAnsi="Arial" w:cs="Arial"/>
@@ -249,18 +247,7 @@
                 <w:sz w:val="20"/>
                 <w:szCs w:val="20"/>
               </w:rPr>
-              <w:t xml:space="preserve">Invoice / Packing </w:t>
-            </w:r>
-            <w:proofErr w:type="gramStart"/>
-            <w:r>
-              <w:rPr>
-                <w:rFonts w:ascii="Arial" w:hAnsi="Arial" w:cs="Arial"/>
-                <w:b/>
-                <w:bCs/>
-                <w:sz w:val="20"/>
-                <w:szCs w:val="20"/>
-              </w:rPr>
-              <w:t>Date:</w:t>
+              <w:t>Invoice / Packing Date:</w:t>
             </w:r>
             <w:r>
               <w:rPr>
@@ -271,7 +258,6 @@
               <w:t>{</w:t>
             </w:r>
             <w:proofErr w:type="spellStart"/>
-            <w:proofErr w:type="gramEnd"/>
             <w:r>
               <w:rPr>
                 <w:rFonts w:ascii="Arial" w:hAnsi="Arial" w:cs="Arial"/>
@@ -445,7 +431,6 @@
               <w:t xml:space="preserve"> {</w:t>
             </w:r>
             <w:proofErr w:type="spellStart"/>
-            <w:proofErr w:type="gramStart"/>
             <w:r>
               <w:rPr>
                 <w:rFonts w:ascii="Arial" w:hAnsi="Arial" w:cs="Arial"/>
@@ -478,16 +463,7 @@
                 <w:b/>
                 <w:bCs/>
               </w:rPr>
-              <w:t xml:space="preserve">  </w:t>
-            </w:r>
-            <w:proofErr w:type="gramEnd"/>
-            <w:r>
-              <w:rPr>
-                <w:rFonts w:ascii="Arial" w:hAnsi="Arial" w:cs="Arial"/>
-                <w:b/>
-                <w:bCs/>
-              </w:rPr>
-              <w:t xml:space="preserve"> </w:t>
+              <w:t xml:space="preserve">   </w:t>
             </w:r>
             <w:r>
               <w:rPr>
@@ -679,7 +655,6 @@
               </w:rPr>
             </w:pPr>
             <w:proofErr w:type="spellStart"/>
-            <w:proofErr w:type="gramStart"/>
             <w:r>
               <w:rPr>
                 <w:rFonts w:ascii="Arial" w:hAnsi="Arial" w:cs="Arial"/>
@@ -689,7 +664,6 @@
               <w:t>Village:Akbarpur</w:t>
             </w:r>
             <w:proofErr w:type="spellEnd"/>
-            <w:proofErr w:type="gramEnd"/>
             <w:r>
               <w:rPr>
                 <w:rFonts w:ascii="Arial" w:hAnsi="Arial" w:cs="Arial"/>
@@ -1445,7 +1419,7 @@
       </w:tr>
       <w:tr>
         <w:trPr>
-          <w:trHeight w:val="1393"/>
+          <w:trHeight w:val="1037"/>
         </w:trPr>
         <w:tc>
           <w:tcPr>
@@ -1463,18 +1437,6 @@
                 <w:u w:val="single"/>
               </w:rPr>
             </w:pPr>
-          </w:p>
-          <w:p>
-            <w:pPr>
-              <w:rPr>
-                <w:rFonts w:ascii="Arial" w:hAnsi="Arial" w:cs="Arial"/>
-                <w:b/>
-                <w:bCs/>
-                <w:sz w:val="20"/>
-                <w:szCs w:val="20"/>
-                <w:u w:val="single"/>
-              </w:rPr>
-            </w:pPr>
             <w:r>
               <w:rPr>
                 <w:rFonts w:ascii="Arial" w:hAnsi="Arial" w:cs="Arial"/>
@@ -1547,16 +1509,6 @@
             </w:pPr>
             <w:r>
               <w:rPr>
-                <w:rFonts w:ascii="Arial Narrow" w:hAnsi="Arial Narrow" w:cs="Tahoma"/>
-                <w:b/>
-                <w:bCs/>
-                <w:sz w:val="19"/>
-                <w:szCs w:val="19"/>
-              </w:rPr>
-              <w:br/>
-            </w:r>
-            <w:r>
-              <w:rPr>
                 <w:rFonts w:ascii="Arial" w:hAnsi="Arial" w:cs="Arial"/>
                 <w:b/>
                 <w:bCs/>
@@ -1645,7 +1597,12 @@
     </w:tbl>
     <w:p/>
     <w:sectPr>
-      <w:headerReference w:type="default" r:id="rId9"/>
+      <w:headerReference w:type="even" r:id="rId9"/>
+      <w:headerReference w:type="default" r:id="rId10"/>
+      <w:footerReference w:type="even" r:id="rId11"/>
+      <w:footerReference w:type="default" r:id="rId12"/>
+      <w:headerReference w:type="first" r:id="rId13"/>
+      <w:footerReference w:type="first" r:id="rId14"/>
       <w:pgSz w:w="12240" w:h="15840"/>
       <w:pgMar w:top="1440" w:right="1440" w:bottom="1440" w:left="1440" w:header="720" w:footer="720" w:gutter="0"/>
       <w:cols w:space="720"/>
@@ -1656,7 +1613,7 @@
 </file>
 
 <file path=word/endnotes.xml><?xml version="1.0" encoding="utf-8"?>
-<w:endnotes xmlns:wpc="http://schemas.microsoft.com/office/word/2010/wordprocessingCanvas" xmlns:cx="http://schemas.microsoft.com/office/drawing/2014/chartex" xmlns:cx1="http://schemas.microsoft.com/office/drawing/2015/9/8/chartex" xmlns:cx2="http://schemas.microsoft.com/office/drawing/2015/10/21/chartex" xmlns:cx3="http://schemas.microsoft.com/office/drawing/2016/5/9/chartex" xmlns:cx4="http://schemas.microsoft.com/office/drawing/2016/5/10/chartex" xmlns:cx5="http://schemas.microsoft.com/office/drawing/2016/5/11/chartex" xmlns:cx6="http://schemas.microsoft.com/office/drawing/2016/5/12/chartex" xmlns:cx7="http://schemas.microsoft.com/office/drawing/2016/5/13/chartex" xmlns:cx8="http://schemas.microsoft.com/office/drawing/2016/5/14/chartex" xmlns:mc="http://schemas.openxmlformats.org/markup-compatibility/2006" xmlns:aink="http://schemas.microsoft.com/office/drawing/2016/ink" xmlns:am3d="http://schemas.microsoft.com/office/drawing/2017/model3d" xmlns:o="urn:schemas-microsoft-com:office:office" xmlns:r="http://schemas.openxmlformats.org/officeDocument/2006/relationships" xmlns:m="http://schemas.openxmlformats.org/officeDocument/2006/math" xmlns:v="urn:schemas-microsoft-com:vml" xmlns:wp14="http://schemas.microsoft.com/office/word/2010/wordprocessingDrawing" xmlns:wp="http://schemas.openxmlformats.org/drawingml/2006/wordprocessingDrawing" xmlns:w10="urn:schemas-microsoft-com:office:word" xmlns:w="http://schemas.openxmlformats.org/wordprocessingml/2006/main" xmlns:w14="http://schemas.microsoft.com/office/word/2010/wordml" xmlns:w15="http://schemas.microsoft.com/office/word/2012/wordml" xmlns:w16cex="http://schemas.microsoft.com/office/word/2018/wordml/cex" xmlns:w16cid="http://schemas.microsoft.com/office/word/2016/wordml/cid" xmlns:w16="http://schemas.microsoft.com/office/word/2018/wordml" xmlns:w16sdtdh="http://schemas.microsoft.com/office/word/2020/wordml/sdtdatahash" xmlns:w16se="http://schemas.microsoft.com/office/word/2015/wordml/symex" xmlns:wpg="http://schemas.microsoft.com/office/word/2010/wordprocessingGroup" xmlns:wpi="http://schemas.microsoft.com/office/word/2010/wordprocessingInk" xmlns:wne="http://schemas.microsoft.com/office/word/2006/wordml" xmlns:wps="http://schemas.microsoft.com/office/word/2010/wordprocessingShape" mc:Ignorable="w14 w15 w16se w16cid w16 w16cex w16sdtdh wp14">
+<w:endnotes xmlns:wpc="http://schemas.microsoft.com/office/word/2010/wordprocessingCanvas" xmlns:cx="http://schemas.microsoft.com/office/drawing/2014/chartex" xmlns:cx1="http://schemas.microsoft.com/office/drawing/2015/9/8/chartex" xmlns:cx2="http://schemas.microsoft.com/office/drawing/2015/10/21/chartex" xmlns:cx3="http://schemas.microsoft.com/office/drawing/2016/5/9/chartex" xmlns:cx4="http://schemas.microsoft.com/office/drawing/2016/5/10/chartex" xmlns:cx5="http://schemas.microsoft.com/office/drawing/2016/5/11/chartex" xmlns:cx6="http://schemas.microsoft.com/office/drawing/2016/5/12/chartex" xmlns:cx7="http://schemas.microsoft.com/office/drawing/2016/5/13/chartex" xmlns:cx8="http://schemas.microsoft.com/office/drawing/2016/5/14/chartex" xmlns:mc="http://schemas.openxmlformats.org/markup-compatibility/2006" xmlns:aink="http://schemas.microsoft.com/office/drawing/2016/ink" xmlns:am3d="http://schemas.microsoft.com/office/drawing/2017/model3d" xmlns:o="urn:schemas-microsoft-com:office:office" xmlns:oel="http://schemas.microsoft.com/office/2019/extlst" xmlns:r="http://schemas.openxmlformats.org/officeDocument/2006/relationships" xmlns:m="http://schemas.openxmlformats.org/officeDocument/2006/math" xmlns:v="urn:schemas-microsoft-com:vml" xmlns:wp14="http://schemas.microsoft.com/office/word/2010/wordprocessingDrawing" xmlns:wp="http://schemas.openxmlformats.org/drawingml/2006/wordprocessingDrawing" xmlns:w10="urn:schemas-microsoft-com:office:word" xmlns:w="http://schemas.openxmlformats.org/wordprocessingml/2006/main" xmlns:w14="http://schemas.microsoft.com/office/word/2010/wordml" xmlns:w15="http://schemas.microsoft.com/office/word/2012/wordml" xmlns:w16cex="http://schemas.microsoft.com/office/word/2018/wordml/cex" xmlns:w16cid="http://schemas.microsoft.com/office/word/2016/wordml/cid" xmlns:w16="http://schemas.microsoft.com/office/word/2018/wordml" xmlns:w16sdtdh="http://schemas.microsoft.com/office/word/2020/wordml/sdtdatahash" xmlns:w16se="http://schemas.microsoft.com/office/word/2015/wordml/symex" xmlns:wpg="http://schemas.microsoft.com/office/word/2010/wordprocessingGroup" xmlns:wpi="http://schemas.microsoft.com/office/word/2010/wordprocessingInk" xmlns:wne="http://schemas.microsoft.com/office/word/2006/wordml" xmlns:wps="http://schemas.microsoft.com/office/word/2010/wordprocessingShape" mc:Ignorable="w14 w15 w16se w16cid w16 w16cex w16sdtdh wp14">
   <w:endnote w:type="separator" w:id="-1">
     <w:p>
       <w:pPr>
@@ -1680,8 +1637,72 @@
 </w:endnotes>
 </file>
 
+<file path=word/footer1.xml><?xml version="1.0" encoding="utf-8"?>
+<w:ftr xmlns:wpc="http://schemas.microsoft.com/office/word/2010/wordprocessingCanvas" xmlns:cx="http://schemas.microsoft.com/office/drawing/2014/chartex" xmlns:cx1="http://schemas.microsoft.com/office/drawing/2015/9/8/chartex" xmlns:cx2="http://schemas.microsoft.com/office/drawing/2015/10/21/chartex" xmlns:cx3="http://schemas.microsoft.com/office/drawing/2016/5/9/chartex" xmlns:cx4="http://schemas.microsoft.com/office/drawing/2016/5/10/chartex" xmlns:cx5="http://schemas.microsoft.com/office/drawing/2016/5/11/chartex" xmlns:cx6="http://schemas.microsoft.com/office/drawing/2016/5/12/chartex" xmlns:cx7="http://schemas.microsoft.com/office/drawing/2016/5/13/chartex" xmlns:cx8="http://schemas.microsoft.com/office/drawing/2016/5/14/chartex" xmlns:mc="http://schemas.openxmlformats.org/markup-compatibility/2006" xmlns:aink="http://schemas.microsoft.com/office/drawing/2016/ink" xmlns:am3d="http://schemas.microsoft.com/office/drawing/2017/model3d" xmlns:o="urn:schemas-microsoft-com:office:office" xmlns:oel="http://schemas.microsoft.com/office/2019/extlst" xmlns:r="http://schemas.openxmlformats.org/officeDocument/2006/relationships" xmlns:m="http://schemas.openxmlformats.org/officeDocument/2006/math" xmlns:v="urn:schemas-microsoft-com:vml" xmlns:wp14="http://schemas.microsoft.com/office/word/2010/wordprocessingDrawing" xmlns:wp="http://schemas.openxmlformats.org/drawingml/2006/wordprocessingDrawing" xmlns:w10="urn:schemas-microsoft-com:office:word" xmlns:w="http://schemas.openxmlformats.org/wordprocessingml/2006/main" xmlns:w14="http://schemas.microsoft.com/office/word/2010/wordml" xmlns:w15="http://schemas.microsoft.com/office/word/2012/wordml" xmlns:w16cex="http://schemas.microsoft.com/office/word/2018/wordml/cex" xmlns:w16cid="http://schemas.microsoft.com/office/word/2016/wordml/cid" xmlns:w16="http://schemas.microsoft.com/office/word/2018/wordml" xmlns:w16sdtdh="http://schemas.microsoft.com/office/word/2020/wordml/sdtdatahash" xmlns:w16se="http://schemas.microsoft.com/office/word/2015/wordml/symex" xmlns:wpg="http://schemas.microsoft.com/office/word/2010/wordprocessingGroup" xmlns:wpi="http://schemas.microsoft.com/office/word/2010/wordprocessingInk" xmlns:wne="http://schemas.microsoft.com/office/word/2006/wordml" xmlns:wps="http://schemas.microsoft.com/office/word/2010/wordprocessingShape" mc:Ignorable="w14 w15 w16se w16cid w16 w16cex w16sdtdh wp14">
+  <w:p>
+    <w:pPr>
+      <w:pStyle w:val="Footer"/>
+    </w:pPr>
+  </w:p>
+</w:ftr>
+</file>
+
+<file path=word/footer2.xml><?xml version="1.0" encoding="utf-8"?>
+<w:ftr xmlns:wpc="http://schemas.microsoft.com/office/word/2010/wordprocessingCanvas" xmlns:cx="http://schemas.microsoft.com/office/drawing/2014/chartex" xmlns:cx1="http://schemas.microsoft.com/office/drawing/2015/9/8/chartex" xmlns:cx2="http://schemas.microsoft.com/office/drawing/2015/10/21/chartex" xmlns:cx3="http://schemas.microsoft.com/office/drawing/2016/5/9/chartex" xmlns:cx4="http://schemas.microsoft.com/office/drawing/2016/5/10/chartex" xmlns:cx5="http://schemas.microsoft.com/office/drawing/2016/5/11/chartex" xmlns:cx6="http://schemas.microsoft.com/office/drawing/2016/5/12/chartex" xmlns:cx7="http://schemas.microsoft.com/office/drawing/2016/5/13/chartex" xmlns:cx8="http://schemas.microsoft.com/office/drawing/2016/5/14/chartex" xmlns:mc="http://schemas.openxmlformats.org/markup-compatibility/2006" xmlns:aink="http://schemas.microsoft.com/office/drawing/2016/ink" xmlns:am3d="http://schemas.microsoft.com/office/drawing/2017/model3d" xmlns:o="urn:schemas-microsoft-com:office:office" xmlns:oel="http://schemas.microsoft.com/office/2019/extlst" xmlns:r="http://schemas.openxmlformats.org/officeDocument/2006/relationships" xmlns:m="http://schemas.openxmlformats.org/officeDocument/2006/math" xmlns:v="urn:schemas-microsoft-com:vml" xmlns:wp14="http://schemas.microsoft.com/office/word/2010/wordprocessingDrawing" xmlns:wp="http://schemas.openxmlformats.org/drawingml/2006/wordprocessingDrawing" xmlns:w10="urn:schemas-microsoft-com:office:word" xmlns:w="http://schemas.openxmlformats.org/wordprocessingml/2006/main" xmlns:w14="http://schemas.microsoft.com/office/word/2010/wordml" xmlns:w15="http://schemas.microsoft.com/office/word/2012/wordml" xmlns:w16cex="http://schemas.microsoft.com/office/word/2018/wordml/cex" xmlns:w16cid="http://schemas.microsoft.com/office/word/2016/wordml/cid" xmlns:w16="http://schemas.microsoft.com/office/word/2018/wordml" xmlns:w16sdtdh="http://schemas.microsoft.com/office/word/2020/wordml/sdtdatahash" xmlns:w16se="http://schemas.microsoft.com/office/word/2015/wordml/symex" xmlns:wpg="http://schemas.microsoft.com/office/word/2010/wordprocessingGroup" xmlns:wpi="http://schemas.microsoft.com/office/word/2010/wordprocessingInk" xmlns:wne="http://schemas.microsoft.com/office/word/2006/wordml" xmlns:wps="http://schemas.microsoft.com/office/word/2010/wordprocessingShape" mc:Ignorable="w14 w15 w16se w16cid w16 w16cex w16sdtdh wp14">
+  <w:p>
+    <w:pPr>
+      <w:pStyle w:val="Footer"/>
+    </w:pPr>
+    <w:r>
+      <w:t>Printed By: {</w:t>
+    </w:r>
+    <w:proofErr w:type="spellStart"/>
+    <w:r>
+      <w:t>PrintedBy</w:t>
+    </w:r>
+    <w:proofErr w:type="spellEnd"/>
+    <w:r>
+      <w:t>}</w:t>
+    </w:r>
+    <w:r>
+      <w:tab/>
+    </w:r>
+    <w:r>
+      <w:tab/>
+    </w:r>
+    <w:proofErr w:type="spellStart"/>
+    <w:r>
+      <w:t>DateTime</w:t>
+    </w:r>
+    <w:proofErr w:type="spellEnd"/>
+    <w:r>
+      <w:t>: {DT}</w:t>
+    </w:r>
+    <w:r>
+      <w:tab/>
+    </w:r>
+    <w:r>
+      <w:tab/>
+    </w:r>
+    <w:r>
+      <w:tab/>
+    </w:r>
+  </w:p>
+</w:ftr>
+</file>
+
+<file path=word/footer3.xml><?xml version="1.0" encoding="utf-8"?>
+<w:ftr xmlns:wpc="http://schemas.microsoft.com/office/word/2010/wordprocessingCanvas" xmlns:cx="http://schemas.microsoft.com/office/drawing/2014/chartex" xmlns:cx1="http://schemas.microsoft.com/office/drawing/2015/9/8/chartex" xmlns:cx2="http://schemas.microsoft.com/office/drawing/2015/10/21/chartex" xmlns:cx3="http://schemas.microsoft.com/office/drawing/2016/5/9/chartex" xmlns:cx4="http://schemas.microsoft.com/office/drawing/2016/5/10/chartex" xmlns:cx5="http://schemas.microsoft.com/office/drawing/2016/5/11/chartex" xmlns:cx6="http://schemas.microsoft.com/office/drawing/2016/5/12/chartex" xmlns:cx7="http://schemas.microsoft.com/office/drawing/2016/5/13/chartex" xmlns:cx8="http://schemas.microsoft.com/office/drawing/2016/5/14/chartex" xmlns:mc="http://schemas.openxmlformats.org/markup-compatibility/2006" xmlns:aink="http://schemas.microsoft.com/office/drawing/2016/ink" xmlns:am3d="http://schemas.microsoft.com/office/drawing/2017/model3d" xmlns:o="urn:schemas-microsoft-com:office:office" xmlns:oel="http://schemas.microsoft.com/office/2019/extlst" xmlns:r="http://schemas.openxmlformats.org/officeDocument/2006/relationships" xmlns:m="http://schemas.openxmlformats.org/officeDocument/2006/math" xmlns:v="urn:schemas-microsoft-com:vml" xmlns:wp14="http://schemas.microsoft.com/office/word/2010/wordprocessingDrawing" xmlns:wp="http://schemas.openxmlformats.org/drawingml/2006/wordprocessingDrawing" xmlns:w10="urn:schemas-microsoft-com:office:word" xmlns:w="http://schemas.openxmlformats.org/wordprocessingml/2006/main" xmlns:w14="http://schemas.microsoft.com/office/word/2010/wordml" xmlns:w15="http://schemas.microsoft.com/office/word/2012/wordml" xmlns:w16cex="http://schemas.microsoft.com/office/word/2018/wordml/cex" xmlns:w16cid="http://schemas.microsoft.com/office/word/2016/wordml/cid" xmlns:w16="http://schemas.microsoft.com/office/word/2018/wordml" xmlns:w16sdtdh="http://schemas.microsoft.com/office/word/2020/wordml/sdtdatahash" xmlns:w16se="http://schemas.microsoft.com/office/word/2015/wordml/symex" xmlns:wpg="http://schemas.microsoft.com/office/word/2010/wordprocessingGroup" xmlns:wpi="http://schemas.microsoft.com/office/word/2010/wordprocessingInk" xmlns:wne="http://schemas.microsoft.com/office/word/2006/wordml" xmlns:wps="http://schemas.microsoft.com/office/word/2010/wordprocessingShape" mc:Ignorable="w14 w15 w16se w16cid w16 w16cex w16sdtdh wp14">
+  <w:p>
+    <w:pPr>
+      <w:pStyle w:val="Footer"/>
+    </w:pPr>
+  </w:p>
+</w:ftr>
+</file>
+
 <file path=word/footnotes.xml><?xml version="1.0" encoding="utf-8"?>
-<w:footnotes xmlns:wpc="http://schemas.microsoft.com/office/word/2010/wordprocessingCanvas" xmlns:cx="http://schemas.microsoft.com/office/drawing/2014/chartex" xmlns:cx1="http://schemas.microsoft.com/office/drawing/2015/9/8/chartex" xmlns:cx2="http://schemas.microsoft.com/office/drawing/2015/10/21/chartex" xmlns:cx3="http://schemas.microsoft.com/office/drawing/2016/5/9/chartex" xmlns:cx4="http://schemas.microsoft.com/office/drawing/2016/5/10/chartex" xmlns:cx5="http://schemas.microsoft.com/office/drawing/2016/5/11/chartex" xmlns:cx6="http://schemas.microsoft.com/office/drawing/2016/5/12/chartex" xmlns:cx7="http://schemas.microsoft.com/office/drawing/2016/5/13/chartex" xmlns:cx8="http://schemas.microsoft.com/office/drawing/2016/5/14/chartex" xmlns:mc="http://schemas.openxmlformats.org/markup-compatibility/2006" xmlns:aink="http://schemas.microsoft.com/office/drawing/2016/ink" xmlns:am3d="http://schemas.microsoft.com/office/drawing/2017/model3d" xmlns:o="urn:schemas-microsoft-com:office:office" xmlns:r="http://schemas.openxmlformats.org/officeDocument/2006/relationships" xmlns:m="http://schemas.openxmlformats.org/officeDocument/2006/math" xmlns:v="urn:schemas-microsoft-com:vml" xmlns:wp14="http://schemas.microsoft.com/office/word/2010/wordprocessingDrawing" xmlns:wp="http://schemas.openxmlformats.org/drawingml/2006/wordprocessingDrawing" xmlns:w10="urn:schemas-microsoft-com:office:word" xmlns:w="http://schemas.openxmlformats.org/wordprocessingml/2006/main" xmlns:w14="http://schemas.microsoft.com/office/word/2010/wordml" xmlns:w15="http://schemas.microsoft.com/office/word/2012/wordml" xmlns:w16cex="http://schemas.microsoft.com/office/word/2018/wordml/cex" xmlns:w16cid="http://schemas.microsoft.com/office/word/2016/wordml/cid" xmlns:w16="http://schemas.microsoft.com/office/word/2018/wordml" xmlns:w16sdtdh="http://schemas.microsoft.com/office/word/2020/wordml/sdtdatahash" xmlns:w16se="http://schemas.microsoft.com/office/word/2015/wordml/symex" xmlns:wpg="http://schemas.microsoft.com/office/word/2010/wordprocessingGroup" xmlns:wpi="http://schemas.microsoft.com/office/word/2010/wordprocessingInk" xmlns:wne="http://schemas.microsoft.com/office/word/2006/wordml" xmlns:wps="http://schemas.microsoft.com/office/word/2010/wordprocessingShape" mc:Ignorable="w14 w15 w16se w16cid w16 w16cex w16sdtdh wp14">
+<w:footnotes xmlns:wpc="http://schemas.microsoft.com/office/word/2010/wordprocessingCanvas" xmlns:cx="http://schemas.microsoft.com/office/drawing/2014/chartex" xmlns:cx1="http://schemas.microsoft.com/office/drawing/2015/9/8/chartex" xmlns:cx2="http://schemas.microsoft.com/office/drawing/2015/10/21/chartex" xmlns:cx3="http://schemas.microsoft.com/office/drawing/2016/5/9/chartex" xmlns:cx4="http://schemas.microsoft.com/office/drawing/2016/5/10/chartex" xmlns:cx5="http://schemas.microsoft.com/office/drawing/2016/5/11/chartex" xmlns:cx6="http://schemas.microsoft.com/office/drawing/2016/5/12/chartex" xmlns:cx7="http://schemas.microsoft.com/office/drawing/2016/5/13/chartex" xmlns:cx8="http://schemas.microsoft.com/office/drawing/2016/5/14/chartex" xmlns:mc="http://schemas.openxmlformats.org/markup-compatibility/2006" xmlns:aink="http://schemas.microsoft.com/office/drawing/2016/ink" xmlns:am3d="http://schemas.microsoft.com/office/drawing/2017/model3d" xmlns:o="urn:schemas-microsoft-com:office:office" xmlns:oel="http://schemas.microsoft.com/office/2019/extlst" xmlns:r="http://schemas.openxmlformats.org/officeDocument/2006/relationships" xmlns:m="http://schemas.openxmlformats.org/officeDocument/2006/math" xmlns:v="urn:schemas-microsoft-com:vml" xmlns:wp14="http://schemas.microsoft.com/office/word/2010/wordprocessingDrawing" xmlns:wp="http://schemas.openxmlformats.org/drawingml/2006/wordprocessingDrawing" xmlns:w10="urn:schemas-microsoft-com:office:word" xmlns:w="http://schemas.openxmlformats.org/wordprocessingml/2006/main" xmlns:w14="http://schemas.microsoft.com/office/word/2010/wordml" xmlns:w15="http://schemas.microsoft.com/office/word/2012/wordml" xmlns:w16cex="http://schemas.microsoft.com/office/word/2018/wordml/cex" xmlns:w16cid="http://schemas.microsoft.com/office/word/2016/wordml/cid" xmlns:w16="http://schemas.microsoft.com/office/word/2018/wordml" xmlns:w16sdtdh="http://schemas.microsoft.com/office/word/2020/wordml/sdtdatahash" xmlns:w16se="http://schemas.microsoft.com/office/word/2015/wordml/symex" xmlns:wpg="http://schemas.microsoft.com/office/word/2010/wordprocessingGroup" xmlns:wpi="http://schemas.microsoft.com/office/word/2010/wordprocessingInk" xmlns:wne="http://schemas.microsoft.com/office/word/2006/wordml" xmlns:wps="http://schemas.microsoft.com/office/word/2010/wordprocessingShape" mc:Ignorable="w14 w15 w16se w16cid w16 w16cex w16sdtdh wp14">
   <w:footnote w:type="separator" w:id="-1">
     <w:p>
       <w:pPr>
@@ -1706,7 +1727,17 @@
 </file>
 
 <file path=word/header1.xml><?xml version="1.0" encoding="utf-8"?>
-<w:hdr xmlns:wpc="http://schemas.microsoft.com/office/word/2010/wordprocessingCanvas" xmlns:cx="http://schemas.microsoft.com/office/drawing/2014/chartex" xmlns:cx1="http://schemas.microsoft.com/office/drawing/2015/9/8/chartex" xmlns:cx2="http://schemas.microsoft.com/office/drawing/2015/10/21/chartex" xmlns:cx3="http://schemas.microsoft.com/office/drawing/2016/5/9/chartex" xmlns:cx4="http://schemas.microsoft.com/office/drawing/2016/5/10/chartex" xmlns:cx5="http://schemas.microsoft.com/office/drawing/2016/5/11/chartex" xmlns:cx6="http://schemas.microsoft.com/office/drawing/2016/5/12/chartex" xmlns:cx7="http://schemas.microsoft.com/office/drawing/2016/5/13/chartex" xmlns:cx8="http://schemas.microsoft.com/office/drawing/2016/5/14/chartex" xmlns:mc="http://schemas.openxmlformats.org/markup-compatibility/2006" xmlns:aink="http://schemas.microsoft.com/office/drawing/2016/ink" xmlns:am3d="http://schemas.microsoft.com/office/drawing/2017/model3d" xmlns:o="urn:schemas-microsoft-com:office:office" xmlns:r="http://schemas.openxmlformats.org/officeDocument/2006/relationships" xmlns:m="http://schemas.openxmlformats.org/officeDocument/2006/math" xmlns:v="urn:schemas-microsoft-com:vml" xmlns:wp14="http://schemas.microsoft.com/office/word/2010/wordprocessingDrawing" xmlns:wp="http://schemas.openxmlformats.org/drawingml/2006/wordprocessingDrawing" xmlns:w10="urn:schemas-microsoft-com:office:word" xmlns:w="http://schemas.openxmlformats.org/wordprocessingml/2006/main" xmlns:w14="http://schemas.microsoft.com/office/word/2010/wordml" xmlns:w15="http://schemas.microsoft.com/office/word/2012/wordml" xmlns:w16cex="http://schemas.microsoft.com/office/word/2018/wordml/cex" xmlns:w16cid="http://schemas.microsoft.com/office/word/2016/wordml/cid" xmlns:w16="http://schemas.microsoft.com/office/word/2018/wordml" xmlns:w16sdtdh="http://schemas.microsoft.com/office/word/2020/wordml/sdtdatahash" xmlns:w16se="http://schemas.microsoft.com/office/word/2015/wordml/symex" xmlns:wpg="http://schemas.microsoft.com/office/word/2010/wordprocessingGroup" xmlns:wpi="http://schemas.microsoft.com/office/word/2010/wordprocessingInk" xmlns:wne="http://schemas.microsoft.com/office/word/2006/wordml" xmlns:wps="http://schemas.microsoft.com/office/word/2010/wordprocessingShape" mc:Ignorable="w14 w15 w16se w16cid w16 w16cex w16sdtdh wp14">
+<w:hdr xmlns:wpc="http://schemas.microsoft.com/office/word/2010/wordprocessingCanvas" xmlns:cx="http://schemas.microsoft.com/office/drawing/2014/chartex" xmlns:cx1="http://schemas.microsoft.com/office/drawing/2015/9/8/chartex" xmlns:cx2="http://schemas.microsoft.com/office/drawing/2015/10/21/chartex" xmlns:cx3="http://schemas.microsoft.com/office/drawing/2016/5/9/chartex" xmlns:cx4="http://schemas.microsoft.com/office/drawing/2016/5/10/chartex" xmlns:cx5="http://schemas.microsoft.com/office/drawing/2016/5/11/chartex" xmlns:cx6="http://schemas.microsoft.com/office/drawing/2016/5/12/chartex" xmlns:cx7="http://schemas.microsoft.com/office/drawing/2016/5/13/chartex" xmlns:cx8="http://schemas.microsoft.com/office/drawing/2016/5/14/chartex" xmlns:mc="http://schemas.openxmlformats.org/markup-compatibility/2006" xmlns:aink="http://schemas.microsoft.com/office/drawing/2016/ink" xmlns:am3d="http://schemas.microsoft.com/office/drawing/2017/model3d" xmlns:o="urn:schemas-microsoft-com:office:office" xmlns:oel="http://schemas.microsoft.com/office/2019/extlst" xmlns:r="http://schemas.openxmlformats.org/officeDocument/2006/relationships" xmlns:m="http://schemas.openxmlformats.org/officeDocument/2006/math" xmlns:v="urn:schemas-microsoft-com:vml" xmlns:wp14="http://schemas.microsoft.com/office/word/2010/wordprocessingDrawing" xmlns:wp="http://schemas.openxmlformats.org/drawingml/2006/wordprocessingDrawing" xmlns:w10="urn:schemas-microsoft-com:office:word" xmlns:w="http://schemas.openxmlformats.org/wordprocessingml/2006/main" xmlns:w14="http://schemas.microsoft.com/office/word/2010/wordml" xmlns:w15="http://schemas.microsoft.com/office/word/2012/wordml" xmlns:w16cex="http://schemas.microsoft.com/office/word/2018/wordml/cex" xmlns:w16cid="http://schemas.microsoft.com/office/word/2016/wordml/cid" xmlns:w16="http://schemas.microsoft.com/office/word/2018/wordml" xmlns:w16sdtdh="http://schemas.microsoft.com/office/word/2020/wordml/sdtdatahash" xmlns:w16se="http://schemas.microsoft.com/office/word/2015/wordml/symex" xmlns:wpg="http://schemas.microsoft.com/office/word/2010/wordprocessingGroup" xmlns:wpi="http://schemas.microsoft.com/office/word/2010/wordprocessingInk" xmlns:wne="http://schemas.microsoft.com/office/word/2006/wordml" xmlns:wps="http://schemas.microsoft.com/office/word/2010/wordprocessingShape" mc:Ignorable="w14 w15 w16se w16cid w16 w16cex w16sdtdh wp14">
+  <w:p>
+    <w:pPr>
+      <w:pStyle w:val="Header"/>
+    </w:pPr>
+  </w:p>
+</w:hdr>
+</file>
+
+<file path=word/header2.xml><?xml version="1.0" encoding="utf-8"?>
+<w:hdr xmlns:wpc="http://schemas.microsoft.com/office/word/2010/wordprocessingCanvas" xmlns:cx="http://schemas.microsoft.com/office/drawing/2014/chartex" xmlns:cx1="http://schemas.microsoft.com/office/drawing/2015/9/8/chartex" xmlns:cx2="http://schemas.microsoft.com/office/drawing/2015/10/21/chartex" xmlns:cx3="http://schemas.microsoft.com/office/drawing/2016/5/9/chartex" xmlns:cx4="http://schemas.microsoft.com/office/drawing/2016/5/10/chartex" xmlns:cx5="http://schemas.microsoft.com/office/drawing/2016/5/11/chartex" xmlns:cx6="http://schemas.microsoft.com/office/drawing/2016/5/12/chartex" xmlns:cx7="http://schemas.microsoft.com/office/drawing/2016/5/13/chartex" xmlns:cx8="http://schemas.microsoft.com/office/drawing/2016/5/14/chartex" xmlns:mc="http://schemas.openxmlformats.org/markup-compatibility/2006" xmlns:aink="http://schemas.microsoft.com/office/drawing/2016/ink" xmlns:am3d="http://schemas.microsoft.com/office/drawing/2017/model3d" xmlns:o="urn:schemas-microsoft-com:office:office" xmlns:oel="http://schemas.microsoft.com/office/2019/extlst" xmlns:r="http://schemas.openxmlformats.org/officeDocument/2006/relationships" xmlns:m="http://schemas.openxmlformats.org/officeDocument/2006/math" xmlns:v="urn:schemas-microsoft-com:vml" xmlns:wp14="http://schemas.microsoft.com/office/word/2010/wordprocessingDrawing" xmlns:wp="http://schemas.openxmlformats.org/drawingml/2006/wordprocessingDrawing" xmlns:w10="urn:schemas-microsoft-com:office:word" xmlns:w="http://schemas.openxmlformats.org/wordprocessingml/2006/main" xmlns:w14="http://schemas.microsoft.com/office/word/2010/wordml" xmlns:w15="http://schemas.microsoft.com/office/word/2012/wordml" xmlns:w16cex="http://schemas.microsoft.com/office/word/2018/wordml/cex" xmlns:w16cid="http://schemas.microsoft.com/office/word/2016/wordml/cid" xmlns:w16="http://schemas.microsoft.com/office/word/2018/wordml" xmlns:w16sdtdh="http://schemas.microsoft.com/office/word/2020/wordml/sdtdatahash" xmlns:w16se="http://schemas.microsoft.com/office/word/2015/wordml/symex" xmlns:wpg="http://schemas.microsoft.com/office/word/2010/wordprocessingGroup" xmlns:wpi="http://schemas.microsoft.com/office/word/2010/wordprocessingInk" xmlns:wne="http://schemas.microsoft.com/office/word/2006/wordml" xmlns:wps="http://schemas.microsoft.com/office/word/2010/wordprocessingShape" mc:Ignorable="w14 w15 w16se w16cid w16 w16cex w16sdtdh wp14">
   <w:p>
     <w:pPr>
       <w:pStyle w:val="Header"/>
@@ -1749,8 +1780,18 @@
 </w:hdr>
 </file>
 
+<file path=word/header3.xml><?xml version="1.0" encoding="utf-8"?>
+<w:hdr xmlns:wpc="http://schemas.microsoft.com/office/word/2010/wordprocessingCanvas" xmlns:cx="http://schemas.microsoft.com/office/drawing/2014/chartex" xmlns:cx1="http://schemas.microsoft.com/office/drawing/2015/9/8/chartex" xmlns:cx2="http://schemas.microsoft.com/office/drawing/2015/10/21/chartex" xmlns:cx3="http://schemas.microsoft.com/office/drawing/2016/5/9/chartex" xmlns:cx4="http://schemas.microsoft.com/office/drawing/2016/5/10/chartex" xmlns:cx5="http://schemas.microsoft.com/office/drawing/2016/5/11/chartex" xmlns:cx6="http://schemas.microsoft.com/office/drawing/2016/5/12/chartex" xmlns:cx7="http://schemas.microsoft.com/office/drawing/2016/5/13/chartex" xmlns:cx8="http://schemas.microsoft.com/office/drawing/2016/5/14/chartex" xmlns:mc="http://schemas.openxmlformats.org/markup-compatibility/2006" xmlns:aink="http://schemas.microsoft.com/office/drawing/2016/ink" xmlns:am3d="http://schemas.microsoft.com/office/drawing/2017/model3d" xmlns:o="urn:schemas-microsoft-com:office:office" xmlns:oel="http://schemas.microsoft.com/office/2019/extlst" xmlns:r="http://schemas.openxmlformats.org/officeDocument/2006/relationships" xmlns:m="http://schemas.openxmlformats.org/officeDocument/2006/math" xmlns:v="urn:schemas-microsoft-com:vml" xmlns:wp14="http://schemas.microsoft.com/office/word/2010/wordprocessingDrawing" xmlns:wp="http://schemas.openxmlformats.org/drawingml/2006/wordprocessingDrawing" xmlns:w10="urn:schemas-microsoft-com:office:word" xmlns:w="http://schemas.openxmlformats.org/wordprocessingml/2006/main" xmlns:w14="http://schemas.microsoft.com/office/word/2010/wordml" xmlns:w15="http://schemas.microsoft.com/office/word/2012/wordml" xmlns:w16cex="http://schemas.microsoft.com/office/word/2018/wordml/cex" xmlns:w16cid="http://schemas.microsoft.com/office/word/2016/wordml/cid" xmlns:w16="http://schemas.microsoft.com/office/word/2018/wordml" xmlns:w16sdtdh="http://schemas.microsoft.com/office/word/2020/wordml/sdtdatahash" xmlns:w16se="http://schemas.microsoft.com/office/word/2015/wordml/symex" xmlns:wpg="http://schemas.microsoft.com/office/word/2010/wordprocessingGroup" xmlns:wpi="http://schemas.microsoft.com/office/word/2010/wordprocessingInk" xmlns:wne="http://schemas.microsoft.com/office/word/2006/wordml" xmlns:wps="http://schemas.microsoft.com/office/word/2010/wordprocessingShape" mc:Ignorable="w14 w15 w16se w16cid w16 w16cex w16sdtdh wp14">
+  <w:p>
+    <w:pPr>
+      <w:pStyle w:val="Header"/>
+    </w:pPr>
+  </w:p>
+</w:hdr>
+</file>
+
 <file path=word/numbering.xml><?xml version="1.0" encoding="utf-8"?>
-<w:numbering xmlns:wpc="http://schemas.microsoft.com/office/word/2010/wordprocessingCanvas" xmlns:cx="http://schemas.microsoft.com/office/drawing/2014/chartex" xmlns:cx1="http://schemas.microsoft.com/office/drawing/2015/9/8/chartex" xmlns:cx2="http://schemas.microsoft.com/office/drawing/2015/10/21/chartex" xmlns:cx3="http://schemas.microsoft.com/office/drawing/2016/5/9/chartex" xmlns:cx4="http://schemas.microsoft.com/office/drawing/2016/5/10/chartex" xmlns:cx5="http://schemas.microsoft.com/office/drawing/2016/5/11/chartex" xmlns:cx6="http://schemas.microsoft.com/office/drawing/2016/5/12/chartex" xmlns:cx7="http://schemas.microsoft.com/office/drawing/2016/5/13/chartex" xmlns:cx8="http://schemas.microsoft.com/office/drawing/2016/5/14/chartex" xmlns:mc="http://schemas.openxmlformats.org/markup-compatibility/2006" xmlns:aink="http://schemas.microsoft.com/office/drawing/2016/ink" xmlns:am3d="http://schemas.microsoft.com/office/drawing/2017/model3d" xmlns:o="urn:schemas-microsoft-com:office:office" xmlns:r="http://schemas.openxmlformats.org/officeDocument/2006/relationships" xmlns:m="http://schemas.openxmlformats.org/officeDocument/2006/math" xmlns:v="urn:schemas-microsoft-com:vml" xmlns:wp14="http://schemas.microsoft.com/office/word/2010/wordprocessingDrawing" xmlns:wp="http://schemas.openxmlformats.org/drawingml/2006/wordprocessingDrawing" xmlns:w10="urn:schemas-microsoft-com:office:word" xmlns:w="http://schemas.openxmlformats.org/wordprocessingml/2006/main" xmlns:w14="http://schemas.microsoft.com/office/word/2010/wordml" xmlns:w15="http://schemas.microsoft.com/office/word/2012/wordml" xmlns:w16cex="http://schemas.microsoft.com/office/word/2018/wordml/cex" xmlns:w16cid="http://schemas.microsoft.com/office/word/2016/wordml/cid" xmlns:w16="http://schemas.microsoft.com/office/word/2018/wordml" xmlns:w16sdtdh="http://schemas.microsoft.com/office/word/2020/wordml/sdtdatahash" xmlns:w16se="http://schemas.microsoft.com/office/word/2015/wordml/symex" xmlns:wpg="http://schemas.microsoft.com/office/word/2010/wordprocessingGroup" xmlns:wpi="http://schemas.microsoft.com/office/word/2010/wordprocessingInk" xmlns:wne="http://schemas.microsoft.com/office/word/2006/wordml" xmlns:wps="http://schemas.microsoft.com/office/word/2010/wordprocessingShape" mc:Ignorable="w14 w15 w16se w16cid w16 w16cex w16sdtdh wp14">
+<w:numbering xmlns:wpc="http://schemas.microsoft.com/office/word/2010/wordprocessingCanvas" xmlns:cx="http://schemas.microsoft.com/office/drawing/2014/chartex" xmlns:cx1="http://schemas.microsoft.com/office/drawing/2015/9/8/chartex" xmlns:cx2="http://schemas.microsoft.com/office/drawing/2015/10/21/chartex" xmlns:cx3="http://schemas.microsoft.com/office/drawing/2016/5/9/chartex" xmlns:cx4="http://schemas.microsoft.com/office/drawing/2016/5/10/chartex" xmlns:cx5="http://schemas.microsoft.com/office/drawing/2016/5/11/chartex" xmlns:cx6="http://schemas.microsoft.com/office/drawing/2016/5/12/chartex" xmlns:cx7="http://schemas.microsoft.com/office/drawing/2016/5/13/chartex" xmlns:cx8="http://schemas.microsoft.com/office/drawing/2016/5/14/chartex" xmlns:mc="http://schemas.openxmlformats.org/markup-compatibility/2006" xmlns:aink="http://schemas.microsoft.com/office/drawing/2016/ink" xmlns:am3d="http://schemas.microsoft.com/office/drawing/2017/model3d" xmlns:o="urn:schemas-microsoft-com:office:office" xmlns:oel="http://schemas.microsoft.com/office/2019/extlst" xmlns:r="http://schemas.openxmlformats.org/officeDocument/2006/relationships" xmlns:m="http://schemas.openxmlformats.org/officeDocument/2006/math" xmlns:v="urn:schemas-microsoft-com:vml" xmlns:wp14="http://schemas.microsoft.com/office/word/2010/wordprocessingDrawing" xmlns:wp="http://schemas.openxmlformats.org/drawingml/2006/wordprocessingDrawing" xmlns:w10="urn:schemas-microsoft-com:office:word" xmlns:w="http://schemas.openxmlformats.org/wordprocessingml/2006/main" xmlns:w14="http://schemas.microsoft.com/office/word/2010/wordml" xmlns:w15="http://schemas.microsoft.com/office/word/2012/wordml" xmlns:w16cex="http://schemas.microsoft.com/office/word/2018/wordml/cex" xmlns:w16cid="http://schemas.microsoft.com/office/word/2016/wordml/cid" xmlns:w16="http://schemas.microsoft.com/office/word/2018/wordml" xmlns:w16sdtdh="http://schemas.microsoft.com/office/word/2020/wordml/sdtdatahash" xmlns:w16se="http://schemas.microsoft.com/office/word/2015/wordml/symex" xmlns:wpg="http://schemas.microsoft.com/office/word/2010/wordprocessingGroup" xmlns:wpi="http://schemas.microsoft.com/office/word/2010/wordprocessingInk" xmlns:wne="http://schemas.microsoft.com/office/word/2006/wordml" xmlns:wps="http://schemas.microsoft.com/office/word/2010/wordprocessingShape" mc:Ignorable="w14 w15 w16se w16cid w16 w16cex w16sdtdh wp14">
   <w:abstractNum w:abstractNumId="0" w15:restartNumberingAfterBreak="0">
     <w:nsid w:val="33951473"/>
     <w:multiLevelType w:val="hybridMultilevel"/>
@@ -1929,10 +1970,10 @@
       </w:pPr>
     </w:lvl>
   </w:abstractNum>
-  <w:num w:numId="1">
+  <w:num w:numId="1" w16cid:durableId="9185218">
     <w:abstractNumId w:val="1"/>
   </w:num>
-  <w:num w:numId="2">
+  <w:num w:numId="2" w16cid:durableId="537477934">
     <w:abstractNumId w:val="0"/>
   </w:num>
 </w:numbering>

--- a/APLOS/POPResources/Templates/PackingList202034.docx
+++ b/APLOS/POPResources/Templates/PackingList202034.docx
@@ -99,6 +99,7 @@
               <w:t xml:space="preserve">Yelahanka New </w:t>
             </w:r>
             <w:proofErr w:type="spellStart"/>
+            <w:proofErr w:type="gramStart"/>
             <w:r>
               <w:rPr>
                 <w:rFonts w:ascii="Arial" w:hAnsi="Arial" w:cs="Arial"/>
@@ -108,6 +109,7 @@
               <w:t>Bengaluru,Karnataka</w:t>
             </w:r>
             <w:proofErr w:type="spellEnd"/>
+            <w:proofErr w:type="gramEnd"/>
             <w:r>
               <w:rPr>
                 <w:rFonts w:ascii="Arial" w:hAnsi="Arial" w:cs="Arial"/>
@@ -247,7 +249,18 @@
                 <w:sz w:val="20"/>
                 <w:szCs w:val="20"/>
               </w:rPr>
-              <w:t>Invoice / Packing Date:</w:t>
+              <w:t xml:space="preserve">Invoice / Packing </w:t>
+            </w:r>
+            <w:proofErr w:type="gramStart"/>
+            <w:r>
+              <w:rPr>
+                <w:rFonts w:ascii="Arial" w:hAnsi="Arial" w:cs="Arial"/>
+                <w:b/>
+                <w:bCs/>
+                <w:sz w:val="20"/>
+                <w:szCs w:val="20"/>
+              </w:rPr>
+              <w:t>Date:</w:t>
             </w:r>
             <w:r>
               <w:rPr>
@@ -258,6 +271,7 @@
               <w:t>{</w:t>
             </w:r>
             <w:proofErr w:type="spellStart"/>
+            <w:proofErr w:type="gramEnd"/>
             <w:r>
               <w:rPr>
                 <w:rFonts w:ascii="Arial" w:hAnsi="Arial" w:cs="Arial"/>
@@ -431,6 +445,7 @@
               <w:t xml:space="preserve"> {</w:t>
             </w:r>
             <w:proofErr w:type="spellStart"/>
+            <w:proofErr w:type="gramStart"/>
             <w:r>
               <w:rPr>
                 <w:rFonts w:ascii="Arial" w:hAnsi="Arial" w:cs="Arial"/>
@@ -463,7 +478,16 @@
                 <w:b/>
                 <w:bCs/>
               </w:rPr>
-              <w:t xml:space="preserve">   </w:t>
+              <w:t xml:space="preserve">  </w:t>
+            </w:r>
+            <w:proofErr w:type="gramEnd"/>
+            <w:r>
+              <w:rPr>
+                <w:rFonts w:ascii="Arial" w:hAnsi="Arial" w:cs="Arial"/>
+                <w:b/>
+                <w:bCs/>
+              </w:rPr>
+              <w:t xml:space="preserve"> </w:t>
             </w:r>
             <w:r>
               <w:rPr>
@@ -655,6 +679,7 @@
               </w:rPr>
             </w:pPr>
             <w:proofErr w:type="spellStart"/>
+            <w:proofErr w:type="gramStart"/>
             <w:r>
               <w:rPr>
                 <w:rFonts w:ascii="Arial" w:hAnsi="Arial" w:cs="Arial"/>
@@ -664,6 +689,7 @@
               <w:t>Village:Akbarpur</w:t>
             </w:r>
             <w:proofErr w:type="spellEnd"/>
+            <w:proofErr w:type="gramEnd"/>
             <w:r>
               <w:rPr>
                 <w:rFonts w:ascii="Arial" w:hAnsi="Arial" w:cs="Arial"/>
@@ -1652,39 +1678,83 @@
   <w:p>
     <w:pPr>
       <w:pStyle w:val="Footer"/>
+      <w:rPr>
+        <w:sz w:val="14"/>
+        <w:szCs w:val="14"/>
+      </w:rPr>
     </w:pPr>
     <w:r>
+      <w:rPr>
+        <w:sz w:val="14"/>
+        <w:szCs w:val="14"/>
+      </w:rPr>
       <w:t>Printed By: {</w:t>
     </w:r>
     <w:proofErr w:type="spellStart"/>
     <w:r>
+      <w:rPr>
+        <w:sz w:val="14"/>
+        <w:szCs w:val="14"/>
+      </w:rPr>
       <w:t>PrintedBy</w:t>
     </w:r>
     <w:proofErr w:type="spellEnd"/>
     <w:r>
+      <w:rPr>
+        <w:sz w:val="14"/>
+        <w:szCs w:val="14"/>
+      </w:rPr>
       <w:t>}</w:t>
     </w:r>
     <w:r>
+      <w:rPr>
+        <w:sz w:val="14"/>
+        <w:szCs w:val="14"/>
+      </w:rPr>
       <w:tab/>
     </w:r>
     <w:r>
+      <w:rPr>
+        <w:sz w:val="14"/>
+        <w:szCs w:val="14"/>
+      </w:rPr>
       <w:tab/>
     </w:r>
     <w:proofErr w:type="spellStart"/>
     <w:r>
+      <w:rPr>
+        <w:sz w:val="14"/>
+        <w:szCs w:val="14"/>
+      </w:rPr>
       <w:t>DateTime</w:t>
     </w:r>
     <w:proofErr w:type="spellEnd"/>
     <w:r>
+      <w:rPr>
+        <w:sz w:val="14"/>
+        <w:szCs w:val="14"/>
+      </w:rPr>
       <w:t>: {DT}</w:t>
     </w:r>
     <w:r>
+      <w:rPr>
+        <w:sz w:val="14"/>
+        <w:szCs w:val="14"/>
+      </w:rPr>
       <w:tab/>
     </w:r>
     <w:r>
+      <w:rPr>
+        <w:sz w:val="14"/>
+        <w:szCs w:val="14"/>
+      </w:rPr>
       <w:tab/>
     </w:r>
     <w:r>
+      <w:rPr>
+        <w:sz w:val="14"/>
+        <w:szCs w:val="14"/>
+      </w:rPr>
       <w:tab/>
     </w:r>
   </w:p>

--- a/APLOS/POPResources/Templates/PackingList202034.docx
+++ b/APLOS/POPResources/Templates/PackingList202034.docx
@@ -1677,10 +1677,12 @@
 <w:ftr xmlns:wpc="http://schemas.microsoft.com/office/word/2010/wordprocessingCanvas" xmlns:cx="http://schemas.microsoft.com/office/drawing/2014/chartex" xmlns:cx1="http://schemas.microsoft.com/office/drawing/2015/9/8/chartex" xmlns:cx2="http://schemas.microsoft.com/office/drawing/2015/10/21/chartex" xmlns:cx3="http://schemas.microsoft.com/office/drawing/2016/5/9/chartex" xmlns:cx4="http://schemas.microsoft.com/office/drawing/2016/5/10/chartex" xmlns:cx5="http://schemas.microsoft.com/office/drawing/2016/5/11/chartex" xmlns:cx6="http://schemas.microsoft.com/office/drawing/2016/5/12/chartex" xmlns:cx7="http://schemas.microsoft.com/office/drawing/2016/5/13/chartex" xmlns:cx8="http://schemas.microsoft.com/office/drawing/2016/5/14/chartex" xmlns:mc="http://schemas.openxmlformats.org/markup-compatibility/2006" xmlns:aink="http://schemas.microsoft.com/office/drawing/2016/ink" xmlns:am3d="http://schemas.microsoft.com/office/drawing/2017/model3d" xmlns:o="urn:schemas-microsoft-com:office:office" xmlns:oel="http://schemas.microsoft.com/office/2019/extlst" xmlns:r="http://schemas.openxmlformats.org/officeDocument/2006/relationships" xmlns:m="http://schemas.openxmlformats.org/officeDocument/2006/math" xmlns:v="urn:schemas-microsoft-com:vml" xmlns:wp14="http://schemas.microsoft.com/office/word/2010/wordprocessingDrawing" xmlns:wp="http://schemas.openxmlformats.org/drawingml/2006/wordprocessingDrawing" xmlns:w10="urn:schemas-microsoft-com:office:word" xmlns:w="http://schemas.openxmlformats.org/wordprocessingml/2006/main" xmlns:w14="http://schemas.microsoft.com/office/word/2010/wordml" xmlns:w15="http://schemas.microsoft.com/office/word/2012/wordml" xmlns:w16cex="http://schemas.microsoft.com/office/word/2018/wordml/cex" xmlns:w16cid="http://schemas.microsoft.com/office/word/2016/wordml/cid" xmlns:w16="http://schemas.microsoft.com/office/word/2018/wordml" xmlns:w16sdtdh="http://schemas.microsoft.com/office/word/2020/wordml/sdtdatahash" xmlns:w16se="http://schemas.microsoft.com/office/word/2015/wordml/symex" xmlns:wpg="http://schemas.microsoft.com/office/word/2010/wordprocessingGroup" xmlns:wpi="http://schemas.microsoft.com/office/word/2010/wordprocessingInk" xmlns:wne="http://schemas.microsoft.com/office/word/2006/wordml" xmlns:wps="http://schemas.microsoft.com/office/word/2010/wordprocessingShape" mc:Ignorable="w14 w15 w16se w16cid w16 w16cex w16sdtdh wp14">
   <w:p>
     <w:pPr>
-      <w:pStyle w:val="Footer"/>
-      <w:rPr>
-        <w:sz w:val="14"/>
-        <w:szCs w:val="14"/>
+      <w:spacing w:before="120"/>
+      <w:rPr>
+        <w:rFonts w:ascii="Tahoma" w:eastAsia="Times New Roman" w:hAnsi="Tahoma" w:cs="Tahoma"/>
+        <w:color w:val="222222"/>
+        <w:sz w:val="18"/>
+        <w:szCs w:val="18"/>
       </w:rPr>
     </w:pPr>
     <w:r>
@@ -1720,13 +1722,28 @@
       </w:rPr>
       <w:tab/>
     </w:r>
+    <w:r>
+      <w:rPr>
+        <w:sz w:val="14"/>
+        <w:szCs w:val="14"/>
+      </w:rPr>
+      <w:tab/>
+    </w:r>
+    <w:r>
+      <w:rPr>
+        <w:sz w:val="14"/>
+        <w:szCs w:val="14"/>
+      </w:rPr>
+      <w:tab/>
+      <w:t xml:space="preserve"> Created By: {</w:t>
+    </w:r>
     <w:proofErr w:type="spellStart"/>
     <w:r>
       <w:rPr>
         <w:sz w:val="14"/>
         <w:szCs w:val="14"/>
       </w:rPr>
-      <w:t>DateTime</w:t>
+      <w:t>CreatedBy</w:t>
     </w:r>
     <w:proofErr w:type="spellEnd"/>
     <w:r>
@@ -1734,8 +1751,60 @@
         <w:sz w:val="14"/>
         <w:szCs w:val="14"/>
       </w:rPr>
-      <w:t>: {DT}</w:t>
+      <w:t>}</w:t>
     </w:r>
+    <w:r>
+      <w:rPr>
+        <w:sz w:val="14"/>
+        <w:szCs w:val="14"/>
+      </w:rPr>
+      <w:tab/>
+    </w:r>
+    <w:r>
+      <w:rPr>
+        <w:sz w:val="14"/>
+        <w:szCs w:val="14"/>
+      </w:rPr>
+      <w:tab/>
+    </w:r>
+    <w:r>
+      <w:rPr>
+        <w:sz w:val="14"/>
+        <w:szCs w:val="14"/>
+      </w:rPr>
+      <w:tab/>
+    </w:r>
+    <w:r>
+      <w:rPr>
+        <w:sz w:val="14"/>
+        <w:szCs w:val="14"/>
+      </w:rPr>
+      <w:tab/>
+    </w:r>
+    <w:r>
+      <w:rPr>
+        <w:sz w:val="14"/>
+        <w:szCs w:val="14"/>
+      </w:rPr>
+      <w:tab/>
+      <w:t xml:space="preserve">           </w:t>
+    </w:r>
+    <w:r>
+      <w:rPr>
+        <w:sz w:val="14"/>
+        <w:szCs w:val="14"/>
+      </w:rPr>
+      <w:t>Printed Time: {DT}</w:t>
+    </w:r>
+  </w:p>
+  <w:p>
+    <w:pPr>
+      <w:pStyle w:val="Footer"/>
+      <w:rPr>
+        <w:sz w:val="14"/>
+        <w:szCs w:val="14"/>
+      </w:rPr>
+    </w:pPr>
     <w:r>
       <w:rPr>
         <w:sz w:val="14"/>

--- a/APLOS/POPResources/Templates/PackingList202034.docx
+++ b/APLOS/POPResources/Templates/PackingList202034.docx
@@ -10,10 +10,10 @@
         <w:tblLook w:val="04A0" w:firstRow="1" w:lastRow="0" w:firstColumn="1" w:lastColumn="0" w:noHBand="0" w:noVBand="1"/>
       </w:tblPr>
       <w:tblGrid>
-        <w:gridCol w:w="4701"/>
+        <w:gridCol w:w="4699"/>
         <w:gridCol w:w="1269"/>
         <w:gridCol w:w="387"/>
-        <w:gridCol w:w="5428"/>
+        <w:gridCol w:w="5430"/>
       </w:tblGrid>
       <w:tr>
         <w:trPr>
@@ -71,60 +71,146 @@
             <w:pPr>
               <w:rPr>
                 <w:rFonts w:ascii="Arial" w:hAnsi="Arial" w:cs="Arial"/>
+                <w:sz w:val="18"/>
+                <w:szCs w:val="18"/>
+              </w:rPr>
+            </w:pPr>
+            <w:r>
+              <w:rPr>
+                <w:rFonts w:ascii="Arial" w:hAnsi="Arial" w:cs="Arial"/>
                 <w:sz w:val="16"/>
                 <w:szCs w:val="16"/>
               </w:rPr>
-            </w:pPr>
-            <w:r>
-              <w:rPr>
-                <w:rFonts w:ascii="Arial" w:hAnsi="Arial" w:cs="Arial"/>
-                <w:sz w:val="16"/>
-                <w:szCs w:val="16"/>
-              </w:rPr>
-              <w:t>Office Address: KSSDIC, Plot No:34</w:t>
-            </w:r>
-          </w:p>
-          <w:p>
-            <w:pPr>
-              <w:rPr>
-                <w:rFonts w:ascii="Arial" w:hAnsi="Arial" w:cs="Arial"/>
-              </w:rPr>
-            </w:pPr>
-            <w:r>
-              <w:rPr>
-                <w:rFonts w:ascii="Arial" w:hAnsi="Arial" w:cs="Arial"/>
-                <w:sz w:val="16"/>
-                <w:szCs w:val="16"/>
-              </w:rPr>
-              <w:t xml:space="preserve">Yelahanka New </w:t>
+              <w:t xml:space="preserve">Office Address: </w:t>
+            </w:r>
+            <w:r>
+              <w:rPr>
+                <w:rFonts w:ascii="Arial" w:hAnsi="Arial" w:cs="Arial"/>
+                <w:sz w:val="18"/>
+                <w:szCs w:val="18"/>
+              </w:rPr>
+              <w:t xml:space="preserve"> </w:t>
             </w:r>
             <w:proofErr w:type="spellStart"/>
-            <w:proofErr w:type="gramStart"/>
-            <w:r>
-              <w:rPr>
-                <w:rFonts w:ascii="Arial" w:hAnsi="Arial" w:cs="Arial"/>
-                <w:sz w:val="16"/>
-                <w:szCs w:val="16"/>
-              </w:rPr>
-              <w:t>Bengaluru,Karnataka</w:t>
+            <w:r>
+              <w:rPr>
+                <w:rFonts w:ascii="Arial" w:hAnsi="Arial" w:cs="Arial"/>
+                <w:sz w:val="18"/>
+                <w:szCs w:val="18"/>
+              </w:rPr>
+              <w:t>Village:Akbarpur</w:t>
             </w:r>
             <w:proofErr w:type="spellEnd"/>
-            <w:proofErr w:type="gramEnd"/>
-            <w:r>
-              <w:rPr>
-                <w:rFonts w:ascii="Arial" w:hAnsi="Arial" w:cs="Arial"/>
-                <w:sz w:val="16"/>
-                <w:szCs w:val="16"/>
+            <w:r>
+              <w:rPr>
+                <w:rFonts w:ascii="Arial" w:hAnsi="Arial" w:cs="Arial"/>
+                <w:sz w:val="18"/>
+                <w:szCs w:val="18"/>
+              </w:rPr>
+              <w:t xml:space="preserve"> </w:t>
+            </w:r>
+            <w:proofErr w:type="spellStart"/>
+            <w:r>
+              <w:rPr>
+                <w:rFonts w:ascii="Arial" w:hAnsi="Arial" w:cs="Arial"/>
+                <w:sz w:val="18"/>
+                <w:szCs w:val="18"/>
+              </w:rPr>
+              <w:t>Channa</w:t>
+            </w:r>
+            <w:r>
+              <w:rPr>
+                <w:rFonts w:ascii="Arial" w:hAnsi="Arial" w:cs="Arial"/>
+                <w:sz w:val="18"/>
+                <w:szCs w:val="18"/>
+              </w:rPr>
+              <w:t>,</w:t>
+            </w:r>
+            <w:r>
+              <w:rPr>
+                <w:rFonts w:ascii="Arial" w:hAnsi="Arial" w:cs="Arial"/>
+                <w:sz w:val="18"/>
+                <w:szCs w:val="18"/>
+              </w:rPr>
+              <w:t>Ludhiana</w:t>
+            </w:r>
+            <w:proofErr w:type="spellEnd"/>
+            <w:r>
+              <w:rPr>
+                <w:rFonts w:ascii="Arial" w:hAnsi="Arial" w:cs="Arial"/>
+                <w:sz w:val="18"/>
+                <w:szCs w:val="18"/>
               </w:rPr>
               <w:t xml:space="preserve"> -</w:t>
             </w:r>
-            <w:r>
-              <w:rPr>
-                <w:rFonts w:ascii="Arial" w:hAnsi="Arial" w:cs="Arial"/>
-                <w:sz w:val="16"/>
-                <w:szCs w:val="16"/>
-              </w:rPr>
-              <w:t>560064,INDIA</w:t>
+            <w:proofErr w:type="spellStart"/>
+            <w:r>
+              <w:rPr>
+                <w:rFonts w:ascii="Arial" w:hAnsi="Arial" w:cs="Arial"/>
+                <w:sz w:val="18"/>
+                <w:szCs w:val="18"/>
+              </w:rPr>
+              <w:t>Malerkotla</w:t>
+            </w:r>
+            <w:proofErr w:type="spellEnd"/>
+            <w:r>
+              <w:rPr>
+                <w:rFonts w:ascii="Arial" w:hAnsi="Arial" w:cs="Arial"/>
+                <w:sz w:val="18"/>
+                <w:szCs w:val="18"/>
+              </w:rPr>
+              <w:t xml:space="preserve"> </w:t>
+            </w:r>
+            <w:proofErr w:type="spellStart"/>
+            <w:r>
+              <w:rPr>
+                <w:rFonts w:ascii="Arial" w:hAnsi="Arial" w:cs="Arial"/>
+                <w:sz w:val="18"/>
+                <w:szCs w:val="18"/>
+              </w:rPr>
+              <w:t>Road,Near</w:t>
+            </w:r>
+            <w:proofErr w:type="spellEnd"/>
+            <w:r>
+              <w:rPr>
+                <w:rFonts w:ascii="Arial" w:hAnsi="Arial" w:cs="Arial"/>
+                <w:sz w:val="18"/>
+                <w:szCs w:val="18"/>
+              </w:rPr>
+              <w:t xml:space="preserve">: </w:t>
+            </w:r>
+            <w:proofErr w:type="spellStart"/>
+            <w:r>
+              <w:rPr>
+                <w:rFonts w:ascii="Arial" w:hAnsi="Arial" w:cs="Arial"/>
+                <w:sz w:val="18"/>
+                <w:szCs w:val="18"/>
+              </w:rPr>
+              <w:t>Ahmedgarh</w:t>
+            </w:r>
+            <w:proofErr w:type="spellEnd"/>
+            <w:r>
+              <w:rPr>
+                <w:rFonts w:ascii="Arial" w:hAnsi="Arial" w:cs="Arial"/>
+                <w:sz w:val="18"/>
+                <w:szCs w:val="18"/>
+              </w:rPr>
+              <w:t xml:space="preserve"> - 148021</w:t>
+            </w:r>
+          </w:p>
+          <w:p>
+            <w:pPr>
+              <w:rPr>
+                <w:rFonts w:ascii="Arial" w:hAnsi="Arial" w:cs="Arial"/>
+              </w:rPr>
+            </w:pPr>
+            <w:r>
+              <w:rPr>
+                <w:rFonts w:ascii="Arial" w:hAnsi="Arial" w:cs="Arial"/>
+                <w:sz w:val="18"/>
+                <w:szCs w:val="18"/>
+              </w:rPr>
+              <w:t>Distt: Sangrur - Punjab</w:t>
             </w:r>
           </w:p>
         </w:tc>
@@ -249,18 +335,7 @@
                 <w:sz w:val="20"/>
                 <w:szCs w:val="20"/>
               </w:rPr>
-              <w:t xml:space="preserve">Invoice / Packing </w:t>
-            </w:r>
-            <w:proofErr w:type="gramStart"/>
-            <w:r>
-              <w:rPr>
-                <w:rFonts w:ascii="Arial" w:hAnsi="Arial" w:cs="Arial"/>
-                <w:b/>
-                <w:bCs/>
-                <w:sz w:val="20"/>
-                <w:szCs w:val="20"/>
-              </w:rPr>
-              <w:t>Date:</w:t>
+              <w:t>Invoice / Packing Date:</w:t>
             </w:r>
             <w:r>
               <w:rPr>
@@ -271,7 +346,6 @@
               <w:t>{</w:t>
             </w:r>
             <w:proofErr w:type="spellStart"/>
-            <w:proofErr w:type="gramEnd"/>
             <w:r>
               <w:rPr>
                 <w:rFonts w:ascii="Arial" w:hAnsi="Arial" w:cs="Arial"/>
@@ -445,7 +519,6 @@
               <w:t xml:space="preserve"> {</w:t>
             </w:r>
             <w:proofErr w:type="spellStart"/>
-            <w:proofErr w:type="gramStart"/>
             <w:r>
               <w:rPr>
                 <w:rFonts w:ascii="Arial" w:hAnsi="Arial" w:cs="Arial"/>
@@ -478,16 +551,7 @@
                 <w:b/>
                 <w:bCs/>
               </w:rPr>
-              <w:t xml:space="preserve">  </w:t>
-            </w:r>
-            <w:proofErr w:type="gramEnd"/>
-            <w:r>
-              <w:rPr>
-                <w:rFonts w:ascii="Arial" w:hAnsi="Arial" w:cs="Arial"/>
-                <w:b/>
-                <w:bCs/>
-              </w:rPr>
-              <w:t xml:space="preserve"> </w:t>
+              <w:t xml:space="preserve">   </w:t>
             </w:r>
             <w:r>
               <w:rPr>
@@ -679,7 +743,6 @@
               </w:rPr>
             </w:pPr>
             <w:proofErr w:type="spellStart"/>
-            <w:proofErr w:type="gramStart"/>
             <w:r>
               <w:rPr>
                 <w:rFonts w:ascii="Arial" w:hAnsi="Arial" w:cs="Arial"/>
@@ -689,7 +752,6 @@
               <w:t>Village:Akbarpur</w:t>
             </w:r>
             <w:proofErr w:type="spellEnd"/>
-            <w:proofErr w:type="gramEnd"/>
             <w:r>
               <w:rPr>
                 <w:rFonts w:ascii="Arial" w:hAnsi="Arial" w:cs="Arial"/>
@@ -1445,7 +1507,7 @@
       </w:tr>
       <w:tr>
         <w:trPr>
-          <w:trHeight w:val="1037"/>
+          <w:trHeight w:val="1393"/>
         </w:trPr>
         <w:tc>
           <w:tcPr>
@@ -1463,6 +1525,18 @@
                 <w:u w:val="single"/>
               </w:rPr>
             </w:pPr>
+          </w:p>
+          <w:p>
+            <w:pPr>
+              <w:rPr>
+                <w:rFonts w:ascii="Arial" w:hAnsi="Arial" w:cs="Arial"/>
+                <w:b/>
+                <w:bCs/>
+                <w:sz w:val="20"/>
+                <w:szCs w:val="20"/>
+                <w:u w:val="single"/>
+              </w:rPr>
+            </w:pPr>
             <w:r>
               <w:rPr>
                 <w:rFonts w:ascii="Arial" w:hAnsi="Arial" w:cs="Arial"/>
@@ -1533,6 +1607,16 @@
                 <w:bCs/>
               </w:rPr>
             </w:pPr>
+            <w:r>
+              <w:rPr>
+                <w:rFonts w:ascii="Arial Narrow" w:hAnsi="Arial Narrow" w:cs="Tahoma"/>
+                <w:b/>
+                <w:bCs/>
+                <w:sz w:val="19"/>
+                <w:szCs w:val="19"/>
+              </w:rPr>
+              <w:br/>
+            </w:r>
             <w:r>
               <w:rPr>
                 <w:rFonts w:ascii="Arial" w:hAnsi="Arial" w:cs="Arial"/>
@@ -1690,7 +1774,21 @@
         <w:sz w:val="14"/>
         <w:szCs w:val="14"/>
       </w:rPr>
-      <w:t>Printed By: {</w:t>
+      <w:t>Print</w:t>
+    </w:r>
+    <w:r>
+      <w:rPr>
+        <w:sz w:val="14"/>
+        <w:szCs w:val="14"/>
+      </w:rPr>
+      <w:t>ing</w:t>
+    </w:r>
+    <w:r>
+      <w:rPr>
+        <w:sz w:val="14"/>
+        <w:szCs w:val="14"/>
+      </w:rPr>
+      <w:t xml:space="preserve"> By: {</w:t>
     </w:r>
     <w:proofErr w:type="spellStart"/>
     <w:r>
@@ -1714,6 +1812,7 @@
         <w:szCs w:val="14"/>
       </w:rPr>
       <w:tab/>
+      <w:t xml:space="preserve">                     </w:t>
     </w:r>
     <w:r>
       <w:rPr>
@@ -1728,14 +1827,21 @@
         <w:szCs w:val="14"/>
       </w:rPr>
       <w:tab/>
+      <w:t xml:space="preserve">              </w:t>
     </w:r>
     <w:r>
       <w:rPr>
         <w:sz w:val="14"/>
         <w:szCs w:val="14"/>
       </w:rPr>
-      <w:tab/>
-      <w:t xml:space="preserve"> Created By: {</w:t>
+      <w:t xml:space="preserve">         </w:t>
+    </w:r>
+    <w:r>
+      <w:rPr>
+        <w:sz w:val="14"/>
+        <w:szCs w:val="14"/>
+      </w:rPr>
+      <w:t xml:space="preserve">  Created By: {</w:t>
     </w:r>
     <w:proofErr w:type="spellStart"/>
     <w:r>
@@ -1779,53 +1885,37 @@
         <w:sz w:val="14"/>
         <w:szCs w:val="14"/>
       </w:rPr>
-      <w:tab/>
+      <w:t>Print</w:t>
     </w:r>
     <w:r>
       <w:rPr>
         <w:sz w:val="14"/>
         <w:szCs w:val="14"/>
       </w:rPr>
-      <w:tab/>
-      <w:t xml:space="preserve">           </w:t>
+      <w:t>ing</w:t>
     </w:r>
     <w:r>
       <w:rPr>
         <w:sz w:val="14"/>
         <w:szCs w:val="14"/>
       </w:rPr>
-      <w:t>Printed Time: {DT}</w:t>
+      <w:t xml:space="preserve"> Time: {DT}</w:t>
     </w:r>
   </w:p>
   <w:p>
     <w:pPr>
+      <w:jc w:val="center"/>
+    </w:pPr>
+  </w:p>
+  <w:p>
+    <w:pPr>
+      <w:jc w:val="center"/>
+    </w:pPr>
+  </w:p>
+  <w:p>
+    <w:pPr>
       <w:pStyle w:val="Footer"/>
-      <w:rPr>
-        <w:sz w:val="14"/>
-        <w:szCs w:val="14"/>
-      </w:rPr>
     </w:pPr>
-    <w:r>
-      <w:rPr>
-        <w:sz w:val="14"/>
-        <w:szCs w:val="14"/>
-      </w:rPr>
-      <w:tab/>
-    </w:r>
-    <w:r>
-      <w:rPr>
-        <w:sz w:val="14"/>
-        <w:szCs w:val="14"/>
-      </w:rPr>
-      <w:tab/>
-    </w:r>
-    <w:r>
-      <w:rPr>
-        <w:sz w:val="14"/>
-        <w:szCs w:val="14"/>
-      </w:rPr>
-      <w:tab/>
-    </w:r>
   </w:p>
 </w:ftr>
 </file>
@@ -2109,10 +2199,10 @@
       </w:pPr>
     </w:lvl>
   </w:abstractNum>
-  <w:num w:numId="1" w16cid:durableId="9185218">
+  <w:num w:numId="1" w16cid:durableId="510684734">
     <w:abstractNumId w:val="1"/>
   </w:num>
-  <w:num w:numId="2" w16cid:durableId="537477934">
+  <w:num w:numId="2" w16cid:durableId="2088533057">
     <w:abstractNumId w:val="0"/>
   </w:num>
 </w:numbering>
@@ -2516,6 +2606,7 @@
   <w:style w:type="paragraph" w:default="1" w:styleId="Normal">
     <w:name w:val="Normal"/>
     <w:qFormat/>
+    <w:rsid w:val="00A545BF"/>
   </w:style>
   <w:style w:type="character" w:default="1" w:styleId="DefaultParagraphFont">
     <w:name w:val="Default Paragraph Font"/>
